--- a/3/C6/vv/Practicas/Practica1_2/901421_903080_P2_VV.docx
+++ b/3/C6/vv/Practicas/Practica1_2/901421_903080_P2_VV.docx
@@ -686,7 +686,7 @@
     </w:p>
     <w:sdt>
       <w:sdtPr>
-        <w:id w:val="1533881747"/>
+        <w:id w:val="588885808"/>
         <w:docPartObj>
           <w:docPartGallery w:val="Table of Contents"/>
           <w:docPartUnique w:val="1"/>
@@ -1107,7 +1107,7 @@
               </w:rPr>
               <w:t xml:space="preserve">5 - Diagrama de flujo</w:t>
               <w:tab/>
-              <w:t xml:space="preserve">12</w:t>
+              <w:t xml:space="preserve">13</w:t>
             </w:r>
           </w:hyperlink>
           <w:r>
@@ -1159,7 +1159,7 @@
               </w:rPr>
               <w:t xml:space="preserve">6 - Prototipo</w:t>
               <w:tab/>
-              <w:t xml:space="preserve">13</w:t>
+              <w:t xml:space="preserve">14</w:t>
             </w:r>
           </w:hyperlink>
           <w:r>
@@ -1211,7 +1211,7 @@
               </w:rPr>
               <w:t xml:space="preserve">7- Modelo de diseño</w:t>
               <w:tab/>
-              <w:t xml:space="preserve">18</w:t>
+              <w:t xml:space="preserve">19</w:t>
             </w:r>
           </w:hyperlink>
           <w:r>
@@ -1263,7 +1263,7 @@
               </w:rPr>
               <w:t xml:space="preserve">8. Conclusiones y Mejoras</w:t>
               <w:tab/>
-              <w:t xml:space="preserve">26</w:t>
+              <w:t xml:space="preserve">27</w:t>
             </w:r>
           </w:hyperlink>
           <w:r>
@@ -3169,14 +3169,1374 @@
         <w:rPr/>
         <w:drawing>
           <wp:inline distB="114300" distT="114300" distL="114300" distR="114300">
-            <wp:extent cx="5731200" cy="3378200"/>
+            <wp:extent cx="5731200" cy="4038600"/>
             <wp:effectExtent b="0" l="0" r="0" t="0"/>
-            <wp:docPr id="3" name="image16.jpg"/>
+            <wp:docPr id="14" name="image14.png"/>
             <a:graphic>
               <a:graphicData uri="http://schemas.openxmlformats.org/drawingml/2006/picture">
                 <pic:pic>
                   <pic:nvPicPr>
-                    <pic:cNvPr id="0" name="image16.jpg"/>
+                    <pic:cNvPr id="0" name="image14.png"/>
+                    <pic:cNvPicPr preferRelativeResize="0"/>
+                  </pic:nvPicPr>
+                  <pic:blipFill>
+                    <a:blip r:embed="rId6"/>
+                    <a:srcRect b="0" l="0" r="0" t="0"/>
+                    <a:stretch>
+                      <a:fillRect/>
+                    </a:stretch>
+                  </pic:blipFill>
+                  <pic:spPr>
+                    <a:xfrm>
+                      <a:off x="0" y="0"/>
+                      <a:ext cx="5731200" cy="4038600"/>
+                    </a:xfrm>
+                    <a:prstGeom prst="rect"/>
+                    <a:ln/>
+                  </pic:spPr>
+                </pic:pic>
+              </a:graphicData>
+            </a:graphic>
+          </wp:inline>
+        </w:drawing>
+      </w:r>
+      <w:r>
+        <w:rPr>
+          <w:rtl w:val="0"/>
+        </w:rPr>
+      </w:r>
+    </w:p>
+    <w:p>
+      <w:pPr>
+        <w:jc w:val="both"/>
+        <w:rPr/>
+      </w:pPr>
+      <w:r>
+        <w:rPr>
+          <w:rtl w:val="0"/>
+        </w:rPr>
+      </w:r>
+    </w:p>
+    <w:p>
+      <w:pPr>
+        <w:jc w:val="both"/>
+        <w:rPr/>
+      </w:pPr>
+      <w:r>
+        <w:rPr>
+          <w:b w:val="1"/>
+          <w:bCs w:val="1"/>
+          <w:rtl w:val="0"/>
+        </w:rPr>
+        <w:t xml:space="preserve">Precondición Global / Entorno de Ejecución:</w:t>
+      </w:r>
+      <w:r>
+        <w:rPr>
+          <w:rtl w:val="0"/>
+        </w:rPr>
+        <w:t xml:space="preserve"> Todos los casos de uso y flujos descritos en este documento asumen como precondición global que el actor (administrador) interactúa con el sistema a través de la interfaz gráfica de una aplicación móvil ejecutada en el sistema operativo Android.</w:t>
+      </w:r>
+    </w:p>
+    <w:p>
+      <w:pPr>
+        <w:jc w:val="both"/>
+        <w:rPr/>
+      </w:pPr>
+      <w:r>
+        <w:rPr>
+          <w:rtl w:val="0"/>
+        </w:rPr>
+      </w:r>
+    </w:p>
+    <w:p>
+      <w:pPr>
+        <w:jc w:val="both"/>
+        <w:rPr/>
+      </w:pPr>
+      <w:r>
+        <w:rPr>
+          <w:rtl w:val="0"/>
+        </w:rPr>
+        <w:t xml:space="preserve">CU-1. Caso de uso “Crear Quad”:</w:t>
+      </w:r>
+    </w:p>
+    <w:p>
+      <w:pPr>
+        <w:jc w:val="both"/>
+        <w:rPr/>
+      </w:pPr>
+      <w:r>
+        <w:rPr>
+          <w:rtl w:val="0"/>
+        </w:rPr>
+        <w:tab/>
+        <w:t xml:space="preserve">Flujo principal:</w:t>
+      </w:r>
+    </w:p>
+    <w:p>
+      <w:pPr>
+        <w:numPr>
+          <w:ilvl w:val="0"/>
+          <w:numId w:val="8"/>
+        </w:numPr>
+        <w:ind w:left="1440" w:hanging="360"/>
+        <w:jc w:val="both"/>
+      </w:pPr>
+      <w:r>
+        <w:rPr>
+          <w:rtl w:val="0"/>
+        </w:rPr>
+        <w:t xml:space="preserve">El caso de uso comienza cuando el administrador quiere añadir un nuevo quad.</w:t>
+      </w:r>
+    </w:p>
+    <w:p>
+      <w:pPr>
+        <w:numPr>
+          <w:ilvl w:val="0"/>
+          <w:numId w:val="8"/>
+        </w:numPr>
+        <w:ind w:left="1440" w:hanging="360"/>
+        <w:jc w:val="both"/>
+      </w:pPr>
+      <w:r>
+        <w:rPr>
+          <w:rtl w:val="0"/>
+        </w:rPr>
+        <w:t xml:space="preserve">A continuación introduce la matrícula, tipo de quad, precio en euros del alquiler por día, y una breve descripción en texto libre que puede ser información sobre la marca, modelo, color o cualquier otra característica que se considere relevante. </w:t>
+      </w:r>
+    </w:p>
+    <w:p>
+      <w:pPr>
+        <w:numPr>
+          <w:ilvl w:val="0"/>
+          <w:numId w:val="8"/>
+        </w:numPr>
+        <w:ind w:left="1440" w:hanging="360"/>
+        <w:jc w:val="both"/>
+        <w:rPr/>
+      </w:pPr>
+      <w:r>
+        <w:rPr>
+          <w:rtl w:val="0"/>
+        </w:rPr>
+        <w:t xml:space="preserve">El sistema verifica que exista espacio de almacenamiento disponible, garantizando el registro de hasta 100 quads.</w:t>
+      </w:r>
+    </w:p>
+    <w:p>
+      <w:pPr>
+        <w:numPr>
+          <w:ilvl w:val="0"/>
+          <w:numId w:val="8"/>
+        </w:numPr>
+        <w:ind w:left="1440" w:hanging="360"/>
+        <w:jc w:val="both"/>
+      </w:pPr>
+      <w:r>
+        <w:rPr>
+          <w:rtl w:val="0"/>
+        </w:rPr>
+        <w:t xml:space="preserve">El quad se añade con su respectiva información al sistema.</w:t>
+      </w:r>
+    </w:p>
+    <w:p>
+      <w:pPr>
+        <w:jc w:val="both"/>
+        <w:rPr/>
+      </w:pPr>
+      <w:r>
+        <w:rPr>
+          <w:rtl w:val="0"/>
+        </w:rPr>
+      </w:r>
+    </w:p>
+    <w:p>
+      <w:pPr>
+        <w:jc w:val="both"/>
+        <w:rPr/>
+      </w:pPr>
+      <w:r>
+        <w:rPr>
+          <w:rtl w:val="0"/>
+        </w:rPr>
+      </w:r>
+    </w:p>
+    <w:p>
+      <w:pPr>
+        <w:jc w:val="both"/>
+        <w:rPr/>
+      </w:pPr>
+      <w:r>
+        <w:rPr>
+          <w:rtl w:val="0"/>
+        </w:rPr>
+      </w:r>
+    </w:p>
+    <w:p>
+      <w:pPr>
+        <w:jc w:val="both"/>
+        <w:rPr/>
+      </w:pPr>
+      <w:r>
+        <w:rPr>
+          <w:rtl w:val="0"/>
+        </w:rPr>
+        <w:t xml:space="preserve">CU-2. Caso de uso “Eliminar Quad”:</w:t>
+      </w:r>
+    </w:p>
+    <w:p>
+      <w:pPr>
+        <w:jc w:val="both"/>
+        <w:rPr/>
+      </w:pPr>
+      <w:r>
+        <w:rPr>
+          <w:rtl w:val="0"/>
+        </w:rPr>
+        <w:tab/>
+        <w:t xml:space="preserve">Flujo principal:</w:t>
+      </w:r>
+    </w:p>
+    <w:p>
+      <w:pPr>
+        <w:numPr>
+          <w:ilvl w:val="0"/>
+          <w:numId w:val="12"/>
+        </w:numPr>
+        <w:ind w:left="1440" w:hanging="360"/>
+        <w:jc w:val="both"/>
+      </w:pPr>
+      <w:r>
+        <w:rPr>
+          <w:rtl w:val="0"/>
+        </w:rPr>
+        <w:t xml:space="preserve">El caso de uso comienza cuando el administrador quiere eliminar un quad existente en el sistema.</w:t>
+      </w:r>
+    </w:p>
+    <w:p>
+      <w:pPr>
+        <w:numPr>
+          <w:ilvl w:val="0"/>
+          <w:numId w:val="12"/>
+        </w:numPr>
+        <w:ind w:left="1440" w:hanging="360"/>
+        <w:jc w:val="both"/>
+      </w:pPr>
+      <w:r>
+        <w:rPr>
+          <w:rtl w:val="0"/>
+        </w:rPr>
+        <w:t xml:space="preserve">A continuación busca el quad deseado y lo elimina.</w:t>
+      </w:r>
+    </w:p>
+    <w:p>
+      <w:pPr>
+        <w:numPr>
+          <w:ilvl w:val="0"/>
+          <w:numId w:val="12"/>
+        </w:numPr>
+        <w:ind w:left="1440" w:hanging="360"/>
+        <w:jc w:val="both"/>
+      </w:pPr>
+      <w:r>
+        <w:rPr>
+          <w:rtl w:val="0"/>
+        </w:rPr>
+        <w:t xml:space="preserve">El quad es eliminado junto con su respectiva información del sistema.</w:t>
+      </w:r>
+    </w:p>
+    <w:p>
+      <w:pPr>
+        <w:jc w:val="both"/>
+        <w:rPr/>
+      </w:pPr>
+      <w:r>
+        <w:rPr>
+          <w:rtl w:val="0"/>
+        </w:rPr>
+        <w:t xml:space="preserve">CU-3. Caso de uso “Modificar Información Quad”:</w:t>
+      </w:r>
+    </w:p>
+    <w:p>
+      <w:pPr>
+        <w:numPr>
+          <w:ilvl w:val="0"/>
+          <w:numId w:val="15"/>
+        </w:numPr>
+        <w:ind w:left="1440" w:hanging="360"/>
+        <w:jc w:val="both"/>
+      </w:pPr>
+      <w:r>
+        <w:rPr>
+          <w:rtl w:val="0"/>
+        </w:rPr>
+        <w:t xml:space="preserve">El caso de uso comienza cuando el administrador quiere modificar la información de un quad.</w:t>
+      </w:r>
+    </w:p>
+    <w:p>
+      <w:pPr>
+        <w:numPr>
+          <w:ilvl w:val="0"/>
+          <w:numId w:val="15"/>
+        </w:numPr>
+        <w:ind w:left="1440" w:hanging="360"/>
+        <w:jc w:val="both"/>
+      </w:pPr>
+      <w:r>
+        <w:rPr>
+          <w:rtl w:val="0"/>
+        </w:rPr>
+        <w:t xml:space="preserve">A continuación modifica el dato que se considere.</w:t>
+      </w:r>
+    </w:p>
+    <w:p>
+      <w:pPr>
+        <w:numPr>
+          <w:ilvl w:val="0"/>
+          <w:numId w:val="15"/>
+        </w:numPr>
+        <w:ind w:left="1440" w:hanging="360"/>
+        <w:jc w:val="both"/>
+      </w:pPr>
+      <w:r>
+        <w:rPr>
+          <w:rtl w:val="0"/>
+        </w:rPr>
+        <w:t xml:space="preserve">La información del quad modificada se actualiza en el sistema</w:t>
+      </w:r>
+    </w:p>
+    <w:p>
+      <w:pPr>
+        <w:jc w:val="both"/>
+        <w:rPr/>
+      </w:pPr>
+      <w:r>
+        <w:rPr>
+          <w:rtl w:val="0"/>
+        </w:rPr>
+      </w:r>
+    </w:p>
+    <w:p>
+      <w:pPr>
+        <w:jc w:val="both"/>
+        <w:rPr/>
+      </w:pPr>
+      <w:r>
+        <w:rPr>
+          <w:rtl w:val="0"/>
+        </w:rPr>
+        <w:t xml:space="preserve">CU-4. </w:t>
+      </w:r>
+      <w:r>
+        <w:rPr>
+          <w:rtl w:val="0"/>
+        </w:rPr>
+        <w:t xml:space="preserve">Caso de uso “Consultar Listado Quads”:</w:t>
+      </w:r>
+    </w:p>
+    <w:p>
+      <w:pPr>
+        <w:jc w:val="both"/>
+        <w:rPr/>
+      </w:pPr>
+      <w:r>
+        <w:rPr>
+          <w:rtl w:val="0"/>
+        </w:rPr>
+        <w:tab/>
+        <w:t xml:space="preserve">Flujo principal:</w:t>
+      </w:r>
+    </w:p>
+    <w:p>
+      <w:pPr>
+        <w:numPr>
+          <w:ilvl w:val="0"/>
+          <w:numId w:val="1"/>
+        </w:numPr>
+        <w:ind w:left="1440" w:hanging="360"/>
+        <w:jc w:val="both"/>
+      </w:pPr>
+      <w:r>
+        <w:rPr>
+          <w:rtl w:val="0"/>
+        </w:rPr>
+        <w:t xml:space="preserve">El caso de uso comienza cuando el administrador quiere consultar el listado de quads.</w:t>
+      </w:r>
+    </w:p>
+    <w:p>
+      <w:pPr>
+        <w:numPr>
+          <w:ilvl w:val="0"/>
+          <w:numId w:val="1"/>
+        </w:numPr>
+        <w:ind w:left="1440" w:hanging="360"/>
+        <w:jc w:val="both"/>
+      </w:pPr>
+      <w:r>
+        <w:rPr>
+          <w:rtl w:val="0"/>
+        </w:rPr>
+        <w:t xml:space="preserve">El sistema recupera la información y muestra el listado de quads previamente creados en su formato y orden por defecto.</w:t>
+      </w:r>
+      <w:r>
+        <w:rPr>
+          <w:rtl w:val="0"/>
+        </w:rPr>
+      </w:r>
+    </w:p>
+    <w:p>
+      <w:pPr>
+        <w:ind w:left="0" w:firstLine="720"/>
+        <w:jc w:val="both"/>
+        <w:rPr/>
+      </w:pPr>
+      <w:r>
+        <w:rPr>
+          <w:rtl w:val="0"/>
+        </w:rPr>
+        <w:t xml:space="preserve">Flujos alternativos:</w:t>
+      </w:r>
+    </w:p>
+    <w:p>
+      <w:pPr>
+        <w:numPr>
+          <w:ilvl w:val="0"/>
+          <w:numId w:val="13"/>
+        </w:numPr>
+        <w:ind w:left="1440" w:hanging="360"/>
+        <w:jc w:val="both"/>
+        <w:rPr>
+          <w:u w:val="none"/>
+        </w:rPr>
+      </w:pPr>
+      <w:r>
+        <w:rPr>
+          <w:rtl w:val="0"/>
+        </w:rPr>
+        <w:t xml:space="preserve">Ordenar el listado (Extensión):</w:t>
+      </w:r>
+    </w:p>
+    <w:p>
+      <w:pPr>
+        <w:numPr>
+          <w:ilvl w:val="0"/>
+          <w:numId w:val="6"/>
+        </w:numPr>
+        <w:ind w:left="2160" w:hanging="360"/>
+        <w:jc w:val="both"/>
+        <w:rPr>
+          <w:u w:val="none"/>
+        </w:rPr>
+      </w:pPr>
+      <w:r>
+        <w:rPr>
+          <w:rtl w:val="0"/>
+        </w:rPr>
+        <w:t xml:space="preserve">Tras visualizar el listado (paso 2 del flujo principal), el administrador elige ordenar la vista especificando uno de los siguientes criterios: matrícula, tipo o precio.</w:t>
+      </w:r>
+    </w:p>
+    <w:p>
+      <w:pPr>
+        <w:numPr>
+          <w:ilvl w:val="0"/>
+          <w:numId w:val="6"/>
+        </w:numPr>
+        <w:ind w:left="2160" w:hanging="360"/>
+        <w:jc w:val="both"/>
+        <w:rPr>
+          <w:u w:val="none"/>
+        </w:rPr>
+      </w:pPr>
+      <w:r>
+        <w:rPr>
+          <w:rtl w:val="0"/>
+        </w:rPr>
+        <w:t xml:space="preserve">El sistema procesa la solicitud y actualiza la pantalla mostrando el listado de quads con la nueva ordenación elegida.</w:t>
+      </w:r>
+      <w:r>
+        <w:rPr>
+          <w:rtl w:val="0"/>
+        </w:rPr>
+      </w:r>
+    </w:p>
+    <w:p>
+      <w:pPr>
+        <w:jc w:val="both"/>
+        <w:rPr/>
+      </w:pPr>
+      <w:r>
+        <w:rPr>
+          <w:rtl w:val="0"/>
+        </w:rPr>
+      </w:r>
+    </w:p>
+    <w:p>
+      <w:pPr>
+        <w:jc w:val="both"/>
+        <w:rPr/>
+      </w:pPr>
+      <w:r>
+        <w:rPr>
+          <w:rtl w:val="0"/>
+        </w:rPr>
+        <w:t xml:space="preserve">CU-5. </w:t>
+      </w:r>
+      <w:r>
+        <w:rPr>
+          <w:rtl w:val="0"/>
+        </w:rPr>
+        <w:t xml:space="preserve">Caso de uso “Consultar Listado Reservas”:</w:t>
+      </w:r>
+    </w:p>
+    <w:p>
+      <w:pPr>
+        <w:jc w:val="both"/>
+        <w:rPr/>
+      </w:pPr>
+      <w:r>
+        <w:rPr>
+          <w:rtl w:val="0"/>
+        </w:rPr>
+        <w:tab/>
+        <w:t xml:space="preserve">Flujo principal:</w:t>
+      </w:r>
+    </w:p>
+    <w:p>
+      <w:pPr>
+        <w:numPr>
+          <w:ilvl w:val="0"/>
+          <w:numId w:val="14"/>
+        </w:numPr>
+        <w:ind w:left="1440" w:hanging="360"/>
+        <w:jc w:val="both"/>
+      </w:pPr>
+      <w:r>
+        <w:rPr>
+          <w:rtl w:val="0"/>
+        </w:rPr>
+        <w:t xml:space="preserve">El caso de uso comienza cuando el administrador quiere consultar el listado de reservas.</w:t>
+      </w:r>
+    </w:p>
+    <w:p>
+      <w:pPr>
+        <w:numPr>
+          <w:ilvl w:val="0"/>
+          <w:numId w:val="14"/>
+        </w:numPr>
+        <w:ind w:left="1440" w:hanging="360"/>
+        <w:jc w:val="both"/>
+      </w:pPr>
+      <w:r>
+        <w:rPr>
+          <w:rtl w:val="0"/>
+        </w:rPr>
+        <w:t xml:space="preserve">El sistema recupera la información y muestra el listado de reservas previamente creadas en su formato y orden por defecto.</w:t>
+      </w:r>
+    </w:p>
+    <w:p>
+      <w:pPr>
+        <w:ind w:left="720" w:firstLine="0"/>
+        <w:jc w:val="both"/>
+        <w:rPr/>
+      </w:pPr>
+      <w:r>
+        <w:rPr>
+          <w:rtl w:val="0"/>
+        </w:rPr>
+        <w:t xml:space="preserve">Flujos alternativos:</w:t>
+      </w:r>
+    </w:p>
+    <w:p>
+      <w:pPr>
+        <w:numPr>
+          <w:ilvl w:val="0"/>
+          <w:numId w:val="11"/>
+        </w:numPr>
+        <w:ind w:left="1440" w:hanging="360"/>
+        <w:jc w:val="both"/>
+        <w:rPr>
+          <w:u w:val="none"/>
+        </w:rPr>
+      </w:pPr>
+      <w:r>
+        <w:rPr>
+          <w:rtl w:val="0"/>
+        </w:rPr>
+        <w:t xml:space="preserve">El Administrador decide Ordenar el listado:</w:t>
+      </w:r>
+    </w:p>
+    <w:p>
+      <w:pPr>
+        <w:numPr>
+          <w:ilvl w:val="0"/>
+          <w:numId w:val="3"/>
+        </w:numPr>
+        <w:ind w:left="2160" w:hanging="360"/>
+        <w:jc w:val="both"/>
+        <w:rPr>
+          <w:u w:val="none"/>
+        </w:rPr>
+      </w:pPr>
+      <w:r>
+        <w:rPr>
+          <w:rtl w:val="0"/>
+        </w:rPr>
+        <w:t xml:space="preserve">El Administrador selecciona una de las opciones de ordenación disponibles: nombre de cliente, número de móvil, fecha de recogida o fecha de devolución.</w:t>
+      </w:r>
+    </w:p>
+    <w:p>
+      <w:pPr>
+        <w:numPr>
+          <w:ilvl w:val="0"/>
+          <w:numId w:val="3"/>
+        </w:numPr>
+        <w:ind w:left="2160" w:hanging="360"/>
+        <w:jc w:val="both"/>
+        <w:rPr>
+          <w:u w:val="none"/>
+        </w:rPr>
+      </w:pPr>
+      <w:r>
+        <w:rPr>
+          <w:rtl w:val="0"/>
+        </w:rPr>
+        <w:t xml:space="preserve"> El sistema actualiza y muestra el listado ordenado según el criterio elegido.</w:t>
+      </w:r>
+    </w:p>
+    <w:p>
+      <w:pPr>
+        <w:numPr>
+          <w:ilvl w:val="0"/>
+          <w:numId w:val="11"/>
+        </w:numPr>
+        <w:ind w:left="1440" w:hanging="360"/>
+        <w:jc w:val="both"/>
+        <w:rPr>
+          <w:u w:val="none"/>
+        </w:rPr>
+      </w:pPr>
+      <w:r>
+        <w:rPr>
+          <w:rtl w:val="0"/>
+        </w:rPr>
+        <w:t xml:space="preserve">El Administrador decide Filtrar el listado:</w:t>
+      </w:r>
+    </w:p>
+    <w:p>
+      <w:pPr>
+        <w:numPr>
+          <w:ilvl w:val="0"/>
+          <w:numId w:val="10"/>
+        </w:numPr>
+        <w:ind w:left="2160" w:hanging="360"/>
+        <w:jc w:val="both"/>
+        <w:rPr>
+          <w:u w:val="none"/>
+        </w:rPr>
+      </w:pPr>
+      <w:r>
+        <w:rPr>
+          <w:rtl w:val="0"/>
+        </w:rPr>
+        <w:t xml:space="preserve">El Administrador selecciona uno de los siguientes filtros de estado:</w:t>
+      </w:r>
+    </w:p>
+    <w:p>
+      <w:pPr>
+        <w:ind w:left="2160" w:firstLine="0"/>
+        <w:jc w:val="both"/>
+        <w:rPr/>
+      </w:pPr>
+      <w:r>
+        <w:rPr>
+          <w:rtl w:val="0"/>
+        </w:rPr>
+        <w:t xml:space="preserve">Reservas previstas: Cuya fecha de recogida no se ha alcanzado.</w:t>
+      </w:r>
+    </w:p>
+    <w:p>
+      <w:pPr>
+        <w:ind w:left="2160" w:firstLine="0"/>
+        <w:jc w:val="both"/>
+        <w:rPr/>
+      </w:pPr>
+      <w:r>
+        <w:rPr>
+          <w:rtl w:val="0"/>
+        </w:rPr>
+        <w:t xml:space="preserve">Reservas vigentes: Cuya fecha de recogida ha sido alcanzada, pero la de devolución no ha vencido.</w:t>
+      </w:r>
+    </w:p>
+    <w:p>
+      <w:pPr>
+        <w:ind w:left="2160" w:firstLine="0"/>
+        <w:jc w:val="both"/>
+        <w:rPr/>
+      </w:pPr>
+      <w:r>
+        <w:rPr>
+          <w:rtl w:val="0"/>
+        </w:rPr>
+        <w:t xml:space="preserve">Reservas caducadas: Cuya fecha de devolución se ha sobrepasado.</w:t>
+      </w:r>
+    </w:p>
+    <w:p>
+      <w:pPr>
+        <w:ind w:left="2160" w:firstLine="0"/>
+        <w:jc w:val="both"/>
+        <w:rPr/>
+      </w:pPr>
+      <w:r>
+        <w:rPr>
+          <w:rtl w:val="0"/>
+        </w:rPr>
+        <w:t xml:space="preserve">Reservas totales</w:t>
+      </w:r>
+    </w:p>
+    <w:p>
+      <w:pPr>
+        <w:numPr>
+          <w:ilvl w:val="0"/>
+          <w:numId w:val="10"/>
+        </w:numPr>
+        <w:ind w:left="2160" w:hanging="360"/>
+        <w:jc w:val="both"/>
+        <w:rPr>
+          <w:u w:val="none"/>
+        </w:rPr>
+      </w:pPr>
+      <w:r>
+        <w:rPr>
+          <w:rtl w:val="0"/>
+        </w:rPr>
+        <w:t xml:space="preserve">El sistema actualiza y muestra el listado mostrando únicamente las reservas que coinciden con el filtro seleccionado</w:t>
+      </w:r>
+      <w:r>
+        <w:rPr>
+          <w:rtl w:val="0"/>
+        </w:rPr>
+        <w:t xml:space="preserve">.</w:t>
+      </w:r>
+    </w:p>
+    <w:p>
+      <w:pPr>
+        <w:jc w:val="both"/>
+        <w:rPr/>
+      </w:pPr>
+      <w:r>
+        <w:rPr>
+          <w:rtl w:val="0"/>
+        </w:rPr>
+        <w:t xml:space="preserve">CU-6. Caso de uso “Crear Reserva”:</w:t>
+      </w:r>
+    </w:p>
+    <w:p>
+      <w:pPr>
+        <w:jc w:val="both"/>
+        <w:rPr/>
+      </w:pPr>
+      <w:r>
+        <w:rPr>
+          <w:rtl w:val="0"/>
+        </w:rPr>
+        <w:tab/>
+        <w:t xml:space="preserve">Flujo principal:</w:t>
+      </w:r>
+    </w:p>
+    <w:p>
+      <w:pPr>
+        <w:numPr>
+          <w:ilvl w:val="0"/>
+          <w:numId w:val="7"/>
+        </w:numPr>
+        <w:ind w:left="1440" w:hanging="360"/>
+        <w:jc w:val="both"/>
+      </w:pPr>
+      <w:r>
+        <w:rPr>
+          <w:rtl w:val="0"/>
+        </w:rPr>
+        <w:t xml:space="preserve">El caso de uso comienza cuando el administrador quiere hacer una nueva reserva.</w:t>
+      </w:r>
+    </w:p>
+    <w:p>
+      <w:pPr>
+        <w:numPr>
+          <w:ilvl w:val="0"/>
+          <w:numId w:val="7"/>
+        </w:numPr>
+        <w:ind w:left="1440" w:hanging="360"/>
+        <w:jc w:val="both"/>
+      </w:pPr>
+      <w:r>
+        <w:rPr>
+          <w:rtl w:val="0"/>
+        </w:rPr>
+        <w:t xml:space="preserve">A continuación introduce un nombre, el número móvil , la fecha de recogida y devolución, y una selección de quads, indicando también número de cascos.</w:t>
+      </w:r>
+    </w:p>
+    <w:p>
+      <w:pPr>
+        <w:widowControl w:val="0"/>
+        <w:numPr>
+          <w:ilvl w:val="0"/>
+          <w:numId w:val="7"/>
+        </w:numPr>
+        <w:spacing w:after="0" w:afterAutospacing="0" w:line="240" w:lineRule="auto"/>
+        <w:ind w:left="1440" w:hanging="360"/>
+        <w:jc w:val="both"/>
+      </w:pPr>
+      <w:r>
+        <w:rPr>
+          <w:rtl w:val="0"/>
+        </w:rPr>
+        <w:t xml:space="preserve">El sistema comprueba que la reserva es válida, es decir, que la fecha de devolución es igual o posterior a la del día de recogida, que no se producen solapes en la reserva de quads y que no se supera el número de cascos solicitados para un quad monoplaza.</w:t>
+      </w:r>
+    </w:p>
+    <w:p>
+      <w:pPr>
+        <w:numPr>
+          <w:ilvl w:val="0"/>
+          <w:numId w:val="7"/>
+        </w:numPr>
+        <w:spacing w:after="0" w:afterAutospacing="0" w:before="0" w:beforeAutospacing="0" w:lineRule="auto"/>
+        <w:ind w:left="1440" w:hanging="360"/>
+        <w:rPr/>
+      </w:pPr>
+      <w:r>
+        <w:rPr>
+          <w:rtl w:val="0"/>
+        </w:rPr>
+        <w:t xml:space="preserve">El sistema verifica que la base de datos no haya superado el límite de 20.000 reservas operativas.</w:t>
+      </w:r>
+    </w:p>
+    <w:p>
+      <w:pPr>
+        <w:numPr>
+          <w:ilvl w:val="0"/>
+          <w:numId w:val="7"/>
+        </w:numPr>
+        <w:spacing w:after="0" w:afterAutospacing="0" w:before="0" w:beforeAutospacing="0" w:lineRule="auto"/>
+        <w:ind w:left="1440" w:hanging="360"/>
+        <w:rPr>
+          <w:u w:val="none"/>
+        </w:rPr>
+      </w:pPr>
+      <w:r>
+        <w:rPr>
+          <w:rtl w:val="0"/>
+        </w:rPr>
+        <w:t xml:space="preserve">El sistema calcula el importe de la reserva (Incluye CU-8: Calcular Precio).</w:t>
+      </w:r>
+      <w:r>
+        <w:rPr>
+          <w:rtl w:val="0"/>
+        </w:rPr>
+      </w:r>
+    </w:p>
+    <w:p>
+      <w:pPr>
+        <w:numPr>
+          <w:ilvl w:val="0"/>
+          <w:numId w:val="7"/>
+        </w:numPr>
+        <w:ind w:left="1440" w:hanging="360"/>
+        <w:jc w:val="both"/>
+      </w:pPr>
+      <w:r>
+        <w:rPr>
+          <w:rtl w:val="0"/>
+        </w:rPr>
+        <w:t xml:space="preserve">La reserva se añade con su respectiva información al sistema.</w:t>
+      </w:r>
+    </w:p>
+    <w:p>
+      <w:pPr>
+        <w:ind w:left="1440" w:firstLine="0"/>
+        <w:jc w:val="both"/>
+        <w:rPr/>
+      </w:pPr>
+      <w:r>
+        <w:rPr>
+          <w:rtl w:val="0"/>
+        </w:rPr>
+      </w:r>
+    </w:p>
+    <w:p>
+      <w:pPr>
+        <w:jc w:val="both"/>
+        <w:rPr/>
+      </w:pPr>
+      <w:r>
+        <w:rPr>
+          <w:rtl w:val="0"/>
+        </w:rPr>
+        <w:t xml:space="preserve">CU-7. </w:t>
+      </w:r>
+      <w:r>
+        <w:rPr>
+          <w:rtl w:val="0"/>
+        </w:rPr>
+        <w:t xml:space="preserve">Caso de uso “Modificar Información Reserva”:</w:t>
+      </w:r>
+    </w:p>
+    <w:p>
+      <w:pPr>
+        <w:numPr>
+          <w:ilvl w:val="0"/>
+          <w:numId w:val="9"/>
+        </w:numPr>
+        <w:ind w:left="1440" w:hanging="360"/>
+        <w:jc w:val="both"/>
+      </w:pPr>
+      <w:r>
+        <w:rPr>
+          <w:rtl w:val="0"/>
+        </w:rPr>
+        <w:t xml:space="preserve">El caso de uso comienza cuando el administrador </w:t>
+      </w:r>
+      <w:r>
+        <w:rPr>
+          <w:rtl w:val="0"/>
+        </w:rPr>
+        <w:t xml:space="preserve">quiere</w:t>
+      </w:r>
+      <w:r>
+        <w:rPr>
+          <w:rtl w:val="0"/>
+        </w:rPr>
+        <w:t xml:space="preserve"> modificar la información de una reserva existente.</w:t>
+      </w:r>
+    </w:p>
+    <w:p>
+      <w:pPr>
+        <w:numPr>
+          <w:ilvl w:val="0"/>
+          <w:numId w:val="9"/>
+        </w:numPr>
+        <w:ind w:left="1440" w:hanging="360"/>
+        <w:jc w:val="both"/>
+      </w:pPr>
+      <w:r>
+        <w:rPr>
+          <w:rtl w:val="0"/>
+        </w:rPr>
+        <w:t xml:space="preserve">A continuación modifica los datos que se considere. </w:t>
+      </w:r>
+    </w:p>
+    <w:p>
+      <w:pPr>
+        <w:widowControl w:val="0"/>
+        <w:numPr>
+          <w:ilvl w:val="0"/>
+          <w:numId w:val="9"/>
+        </w:numPr>
+        <w:spacing w:line="240" w:lineRule="auto"/>
+        <w:ind w:left="1440" w:hanging="360"/>
+        <w:jc w:val="both"/>
+      </w:pPr>
+      <w:r>
+        <w:rPr>
+          <w:rtl w:val="0"/>
+        </w:rPr>
+        <w:t xml:space="preserve">El sistema comprueba que la reserva es válida, es decir, que la fecha de devolución es igual o posterior a la del día de recogida, que no se producen solapes en la reserva de quads y que no se supera el número de cascos solicitados para un quad monoplaza.</w:t>
+      </w:r>
+    </w:p>
+    <w:p>
+      <w:pPr>
+        <w:widowControl w:val="0"/>
+        <w:numPr>
+          <w:ilvl w:val="0"/>
+          <w:numId w:val="9"/>
+        </w:numPr>
+        <w:spacing w:line="240" w:lineRule="auto"/>
+        <w:ind w:left="1440" w:hanging="360"/>
+        <w:jc w:val="both"/>
+        <w:rPr>
+          <w:u w:val="none"/>
+        </w:rPr>
+      </w:pPr>
+      <w:r>
+        <w:rPr>
+          <w:rtl w:val="0"/>
+        </w:rPr>
+        <w:t xml:space="preserve">El sistema calcula el importe de la reserva (Incluye CU-8: Calcular Precio), respetando al cliente(RF12).</w:t>
+      </w:r>
+    </w:p>
+    <w:p>
+      <w:pPr>
+        <w:numPr>
+          <w:ilvl w:val="0"/>
+          <w:numId w:val="9"/>
+        </w:numPr>
+        <w:ind w:left="1440" w:hanging="360"/>
+        <w:jc w:val="both"/>
+      </w:pPr>
+      <w:r>
+        <w:rPr>
+          <w:rtl w:val="0"/>
+        </w:rPr>
+        <w:t xml:space="preserve">La información de la reserva modificada se actualiza en el sistema.</w:t>
+      </w:r>
+      <w:r>
+        <w:rPr>
+          <w:rtl w:val="0"/>
+        </w:rPr>
+      </w:r>
+    </w:p>
+    <w:p>
+      <w:pPr>
+        <w:jc w:val="both"/>
+        <w:rPr/>
+      </w:pPr>
+      <w:r>
+        <w:rPr>
+          <w:rtl w:val="0"/>
+        </w:rPr>
+      </w:r>
+    </w:p>
+    <w:p>
+      <w:pPr>
+        <w:jc w:val="both"/>
+        <w:rPr/>
+      </w:pPr>
+      <w:r>
+        <w:rPr>
+          <w:rtl w:val="0"/>
+        </w:rPr>
+        <w:t xml:space="preserve">CU-8. Caso de uso “Eliminar Reserva”:</w:t>
+      </w:r>
+    </w:p>
+    <w:p>
+      <w:pPr>
+        <w:jc w:val="both"/>
+        <w:rPr/>
+      </w:pPr>
+      <w:r>
+        <w:rPr>
+          <w:rtl w:val="0"/>
+        </w:rPr>
+        <w:tab/>
+        <w:t xml:space="preserve">Flujo principal:</w:t>
+      </w:r>
+    </w:p>
+    <w:p>
+      <w:pPr>
+        <w:numPr>
+          <w:ilvl w:val="0"/>
+          <w:numId w:val="5"/>
+        </w:numPr>
+        <w:ind w:left="1440" w:hanging="360"/>
+        <w:jc w:val="both"/>
+      </w:pPr>
+      <w:r>
+        <w:rPr>
+          <w:rtl w:val="0"/>
+        </w:rPr>
+        <w:t xml:space="preserve">El caso de uso comienza cuando el administrador </w:t>
+      </w:r>
+      <w:r>
+        <w:rPr>
+          <w:rtl w:val="0"/>
+        </w:rPr>
+        <w:t xml:space="preserve">quieren</w:t>
+      </w:r>
+      <w:r>
+        <w:rPr>
+          <w:rtl w:val="0"/>
+        </w:rPr>
+        <w:t xml:space="preserve"> eliminar una reserva existente en el sistema.</w:t>
+      </w:r>
+    </w:p>
+    <w:p>
+      <w:pPr>
+        <w:numPr>
+          <w:ilvl w:val="0"/>
+          <w:numId w:val="5"/>
+        </w:numPr>
+        <w:ind w:left="1440" w:hanging="360"/>
+        <w:jc w:val="both"/>
+      </w:pPr>
+      <w:r>
+        <w:rPr>
+          <w:rtl w:val="0"/>
+        </w:rPr>
+        <w:t xml:space="preserve">A continuación busca la reserva deseada y la elimina.</w:t>
+      </w:r>
+    </w:p>
+    <w:p>
+      <w:pPr>
+        <w:numPr>
+          <w:ilvl w:val="0"/>
+          <w:numId w:val="5"/>
+        </w:numPr>
+        <w:ind w:left="1440" w:hanging="360"/>
+        <w:jc w:val="both"/>
+      </w:pPr>
+      <w:r>
+        <w:rPr>
+          <w:rtl w:val="0"/>
+        </w:rPr>
+        <w:t xml:space="preserve">La reserva es eliminada con su respectiva información del sistema.</w:t>
+      </w:r>
+    </w:p>
+    <w:p>
+      <w:pPr>
+        <w:jc w:val="both"/>
+        <w:rPr/>
+      </w:pPr>
+      <w:r>
+        <w:rPr>
+          <w:rtl w:val="0"/>
+        </w:rPr>
+      </w:r>
+    </w:p>
+    <w:p>
+      <w:pPr>
+        <w:jc w:val="both"/>
+        <w:rPr/>
+      </w:pPr>
+      <w:r>
+        <w:rPr>
+          <w:rtl w:val="0"/>
+        </w:rPr>
+        <w:t xml:space="preserve">CU-9. Caso de uso “Enviar Información”:</w:t>
+      </w:r>
+    </w:p>
+    <w:p>
+      <w:pPr>
+        <w:jc w:val="both"/>
+        <w:rPr/>
+      </w:pPr>
+      <w:r>
+        <w:rPr>
+          <w:rtl w:val="0"/>
+        </w:rPr>
+        <w:tab/>
+        <w:t xml:space="preserve">Flujo principal:</w:t>
+      </w:r>
+    </w:p>
+    <w:p>
+      <w:pPr>
+        <w:numPr>
+          <w:ilvl w:val="0"/>
+          <w:numId w:val="2"/>
+        </w:numPr>
+        <w:ind w:left="1440" w:hanging="360"/>
+        <w:jc w:val="both"/>
+      </w:pPr>
+      <w:r>
+        <w:rPr>
+          <w:rtl w:val="0"/>
+        </w:rPr>
+        <w:t xml:space="preserve">El caso de uso comienza cuando el administrador considera oportuno enviar dicha información al cliente.</w:t>
+      </w:r>
+    </w:p>
+    <w:p>
+      <w:pPr>
+        <w:numPr>
+          <w:ilvl w:val="0"/>
+          <w:numId w:val="2"/>
+        </w:numPr>
+        <w:ind w:left="1440" w:hanging="360"/>
+        <w:jc w:val="both"/>
+      </w:pPr>
+      <w:r>
+        <w:rPr>
+          <w:rtl w:val="0"/>
+        </w:rPr>
+        <w:t xml:space="preserve">El sistema envía la información de la reserva al móvil del cliente.</w:t>
+      </w:r>
+    </w:p>
+    <w:p>
+      <w:pPr>
+        <w:ind w:left="1440" w:firstLine="0"/>
+        <w:jc w:val="both"/>
+        <w:rPr/>
+      </w:pPr>
+      <w:r>
+        <w:rPr>
+          <w:rtl w:val="0"/>
+        </w:rPr>
+      </w:r>
+    </w:p>
+    <w:p>
+      <w:pPr>
+        <w:jc w:val="both"/>
+        <w:rPr/>
+      </w:pPr>
+      <w:r>
+        <w:rPr>
+          <w:rtl w:val="0"/>
+        </w:rPr>
+        <w:t xml:space="preserve">CU-10. Caso de uso “Calcular Precio” (Include):</w:t>
+      </w:r>
+    </w:p>
+    <w:p>
+      <w:pPr>
+        <w:jc w:val="both"/>
+        <w:rPr/>
+      </w:pPr>
+      <w:r>
+        <w:rPr>
+          <w:rtl w:val="0"/>
+        </w:rPr>
+        <w:tab/>
+        <w:t xml:space="preserve">Flujo principal:</w:t>
+      </w:r>
+    </w:p>
+    <w:p>
+      <w:pPr>
+        <w:numPr>
+          <w:ilvl w:val="0"/>
+          <w:numId w:val="4"/>
+        </w:numPr>
+        <w:ind w:left="1440" w:hanging="360"/>
+        <w:jc w:val="both"/>
+        <w:rPr>
+          <w:u w:val="none"/>
+        </w:rPr>
+      </w:pPr>
+      <w:r>
+        <w:rPr>
+          <w:rtl w:val="0"/>
+        </w:rPr>
+        <w:t xml:space="preserve">El caso de uso comienza cuando un proceso requiere determinar un importe económico.</w:t>
+      </w:r>
+    </w:p>
+    <w:p>
+      <w:pPr>
+        <w:numPr>
+          <w:ilvl w:val="0"/>
+          <w:numId w:val="4"/>
+        </w:numPr>
+        <w:ind w:left="1440" w:hanging="360"/>
+        <w:jc w:val="both"/>
+        <w:rPr>
+          <w:u w:val="none"/>
+        </w:rPr>
+      </w:pPr>
+      <w:r>
+        <w:rPr>
+          <w:rtl w:val="0"/>
+        </w:rPr>
+        <w:t xml:space="preserve">El sistema consulta las tarifas vigentes en la base de datos para los quads seleccionados.</w:t>
+      </w:r>
+    </w:p>
+    <w:p>
+      <w:pPr>
+        <w:numPr>
+          <w:ilvl w:val="0"/>
+          <w:numId w:val="4"/>
+        </w:numPr>
+        <w:ind w:left="1440" w:hanging="360"/>
+        <w:jc w:val="both"/>
+        <w:rPr>
+          <w:u w:val="none"/>
+        </w:rPr>
+      </w:pPr>
+      <w:r>
+        <w:rPr>
+          <w:rtl w:val="0"/>
+        </w:rPr>
+        <w:t xml:space="preserve">El sistema calcula el número de días de alquiler.</w:t>
+      </w:r>
+    </w:p>
+    <w:p>
+      <w:pPr>
+        <w:numPr>
+          <w:ilvl w:val="0"/>
+          <w:numId w:val="4"/>
+        </w:numPr>
+        <w:ind w:left="1440" w:hanging="360"/>
+        <w:jc w:val="both"/>
+        <w:rPr>
+          <w:u w:val="none"/>
+        </w:rPr>
+      </w:pPr>
+      <w:r>
+        <w:rPr>
+          <w:rtl w:val="0"/>
+        </w:rPr>
+        <w:t xml:space="preserve">El sistema multiplica los días por el precio acordado por quad por día.</w:t>
+      </w:r>
+    </w:p>
+    <w:p>
+      <w:pPr>
+        <w:numPr>
+          <w:ilvl w:val="0"/>
+          <w:numId w:val="4"/>
+        </w:numPr>
+        <w:ind w:left="1440" w:hanging="360"/>
+        <w:jc w:val="both"/>
+        <w:rPr>
+          <w:u w:val="none"/>
+        </w:rPr>
+      </w:pPr>
+      <w:r>
+        <w:rPr>
+          <w:rtl w:val="0"/>
+        </w:rPr>
+        <w:t xml:space="preserve">El sistema devuelve el resultado al caso de uso de origen.</w:t>
+      </w:r>
+    </w:p>
+    <w:p>
+      <w:pPr>
+        <w:pStyle w:val="Heading1"/>
+        <w:jc w:val="both"/>
+        <w:rPr/>
+      </w:pPr>
+      <w:bookmarkStart w:colFirst="0" w:colLast="0" w:name="_548gta8eglal" w:id="15"/>
+      <w:bookmarkEnd w:id="15"/>
+      <w:r>
+        <w:rPr>
+          <w:rtl w:val="0"/>
+        </w:rPr>
+        <w:t xml:space="preserve">3 - Modelado estático de la aplicación </w:t>
+      </w:r>
+    </w:p>
+    <w:p>
+      <w:pPr>
+        <w:jc w:val="both"/>
+        <w:rPr/>
+      </w:pPr>
+      <w:r>
+        <w:rPr>
+          <w:rtl w:val="0"/>
+        </w:rPr>
+      </w:r>
+    </w:p>
+    <w:p>
+      <w:pPr>
+        <w:pStyle w:val="Heading1"/>
+        <w:jc w:val="both"/>
+        <w:rPr/>
+      </w:pPr>
+      <w:bookmarkStart w:colFirst="0" w:colLast="0" w:name="_9lw1ywzf4vjr" w:id="16"/>
+      <w:bookmarkEnd w:id="16"/>
+      <w:r>
+        <w:rPr>
+          <w:rtl w:val="0"/>
+        </w:rPr>
+      </w:r>
+      <w:r>
+        <w:drawing>
+          <wp:anchor allowOverlap="1" behindDoc="0" distB="114300" distT="114300" distL="114300" distR="114300" hidden="0" layoutInCell="1" locked="0" relativeHeight="0" simplePos="0">
+            <wp:simplePos x="0" y="0"/>
+            <wp:positionH relativeFrom="column">
+              <wp:posOffset>-511011</wp:posOffset>
+            </wp:positionH>
+            <wp:positionV relativeFrom="paragraph">
+              <wp:posOffset>219075</wp:posOffset>
+            </wp:positionV>
+            <wp:extent cx="6750118" cy="1782838"/>
+            <wp:effectExtent b="0" l="0" r="0" t="0"/>
+            <wp:wrapSquare wrapText="bothSides" distB="114300" distT="114300" distL="114300" distR="114300"/>
+            <wp:docPr id="40" name="image47.png"/>
+            <a:graphic>
+              <a:graphicData uri="http://schemas.openxmlformats.org/drawingml/2006/picture">
+                <pic:pic>
+                  <pic:nvPicPr>
+                    <pic:cNvPr id="0" name="image47.png"/>
                     <pic:cNvPicPr preferRelativeResize="0"/>
                   </pic:nvPicPr>
                   <pic:blipFill>
@@ -3189,7 +4549,7 @@
                   <pic:spPr>
                     <a:xfrm>
                       <a:off x="0" y="0"/>
-                      <a:ext cx="5731200" cy="3378200"/>
+                      <a:ext cx="6750118" cy="1782838"/>
                     </a:xfrm>
                     <a:prstGeom prst="rect"/>
                     <a:ln/>
@@ -3197,1329 +4557,9 @@
                 </pic:pic>
               </a:graphicData>
             </a:graphic>
-          </wp:inline>
+          </wp:anchor>
         </w:drawing>
       </w:r>
-      <w:r>
-        <w:rPr>
-          <w:rtl w:val="0"/>
-        </w:rPr>
-      </w:r>
-    </w:p>
-    <w:p>
-      <w:pPr>
-        <w:jc w:val="both"/>
-        <w:rPr/>
-      </w:pPr>
-      <w:r>
-        <w:rPr>
-          <w:rtl w:val="0"/>
-        </w:rPr>
-      </w:r>
-    </w:p>
-    <w:p>
-      <w:pPr>
-        <w:jc w:val="both"/>
-        <w:rPr/>
-      </w:pPr>
-      <w:r>
-        <w:rPr>
-          <w:b w:val="1"/>
-          <w:bCs w:val="1"/>
-          <w:rtl w:val="0"/>
-        </w:rPr>
-        <w:t xml:space="preserve">Precondición Global / Entorno de Ejecución:</w:t>
-      </w:r>
-      <w:r>
-        <w:rPr>
-          <w:rtl w:val="0"/>
-        </w:rPr>
-        <w:t xml:space="preserve"> Todos los casos de uso y flujos descritos en este documento asumen como precondición global que el actor (administrador) interactúa con el sistema a través de la interfaz gráfica de una aplicación móvil ejecutada en el sistema operativo Android.</w:t>
-      </w:r>
-    </w:p>
-    <w:p>
-      <w:pPr>
-        <w:jc w:val="both"/>
-        <w:rPr/>
-      </w:pPr>
-      <w:r>
-        <w:rPr>
-          <w:rtl w:val="0"/>
-        </w:rPr>
-      </w:r>
-    </w:p>
-    <w:p>
-      <w:pPr>
-        <w:jc w:val="both"/>
-        <w:rPr/>
-      </w:pPr>
-      <w:r>
-        <w:rPr>
-          <w:rtl w:val="0"/>
-        </w:rPr>
-        <w:t xml:space="preserve">CU-1. Caso de uso “Crear Quad”:</w:t>
-      </w:r>
-    </w:p>
-    <w:p>
-      <w:pPr>
-        <w:jc w:val="both"/>
-        <w:rPr/>
-      </w:pPr>
-      <w:r>
-        <w:rPr>
-          <w:rtl w:val="0"/>
-        </w:rPr>
-        <w:tab/>
-        <w:t xml:space="preserve">Flujo principal:</w:t>
-      </w:r>
-    </w:p>
-    <w:p>
-      <w:pPr>
-        <w:numPr>
-          <w:ilvl w:val="0"/>
-          <w:numId w:val="8"/>
-        </w:numPr>
-        <w:ind w:left="1440" w:hanging="360"/>
-        <w:jc w:val="both"/>
-      </w:pPr>
-      <w:r>
-        <w:rPr>
-          <w:rtl w:val="0"/>
-        </w:rPr>
-        <w:t xml:space="preserve">El caso de uso comienza cuando el administrador quiere añadir un nuevo quad.</w:t>
-      </w:r>
-    </w:p>
-    <w:p>
-      <w:pPr>
-        <w:numPr>
-          <w:ilvl w:val="0"/>
-          <w:numId w:val="8"/>
-        </w:numPr>
-        <w:ind w:left="1440" w:hanging="360"/>
-        <w:jc w:val="both"/>
-      </w:pPr>
-      <w:r>
-        <w:rPr>
-          <w:rtl w:val="0"/>
-        </w:rPr>
-        <w:t xml:space="preserve">A continuación introduce la matrícula, tipo de quad, precio en euros del alquiler por día, y una breve descripción en texto libre que puede ser información sobre la marca, modelo, color o cualquier otra característica que se considere relevante. </w:t>
-      </w:r>
-    </w:p>
-    <w:p>
-      <w:pPr>
-        <w:numPr>
-          <w:ilvl w:val="0"/>
-          <w:numId w:val="8"/>
-        </w:numPr>
-        <w:ind w:left="1440" w:hanging="360"/>
-        <w:jc w:val="both"/>
-        <w:rPr/>
-      </w:pPr>
-      <w:r>
-        <w:rPr>
-          <w:rtl w:val="0"/>
-        </w:rPr>
-        <w:t xml:space="preserve">El sistema verifica que exista espacio de almacenamiento disponible, garantizando el registro de hasta 100 quads.</w:t>
-      </w:r>
-    </w:p>
-    <w:p>
-      <w:pPr>
-        <w:numPr>
-          <w:ilvl w:val="0"/>
-          <w:numId w:val="8"/>
-        </w:numPr>
-        <w:ind w:left="1440" w:hanging="360"/>
-        <w:jc w:val="both"/>
-      </w:pPr>
-      <w:r>
-        <w:rPr>
-          <w:rtl w:val="0"/>
-        </w:rPr>
-        <w:t xml:space="preserve">El quad se añade con su respectiva información al sistema.</w:t>
-      </w:r>
-    </w:p>
-    <w:p>
-      <w:pPr>
-        <w:jc w:val="both"/>
-        <w:rPr/>
-      </w:pPr>
-      <w:r>
-        <w:rPr>
-          <w:rtl w:val="0"/>
-        </w:rPr>
-      </w:r>
-    </w:p>
-    <w:p>
-      <w:pPr>
-        <w:jc w:val="both"/>
-        <w:rPr/>
-      </w:pPr>
-      <w:r>
-        <w:rPr>
-          <w:rtl w:val="0"/>
-        </w:rPr>
-        <w:t xml:space="preserve">CU-2. Caso de uso “Eliminar Quad”:</w:t>
-      </w:r>
-    </w:p>
-    <w:p>
-      <w:pPr>
-        <w:jc w:val="both"/>
-        <w:rPr/>
-      </w:pPr>
-      <w:r>
-        <w:rPr>
-          <w:rtl w:val="0"/>
-        </w:rPr>
-        <w:tab/>
-        <w:t xml:space="preserve">Flujo principal:</w:t>
-      </w:r>
-    </w:p>
-    <w:p>
-      <w:pPr>
-        <w:numPr>
-          <w:ilvl w:val="0"/>
-          <w:numId w:val="12"/>
-        </w:numPr>
-        <w:ind w:left="1440" w:hanging="360"/>
-        <w:jc w:val="both"/>
-      </w:pPr>
-      <w:r>
-        <w:rPr>
-          <w:rtl w:val="0"/>
-        </w:rPr>
-        <w:t xml:space="preserve">El caso de uso comienza cuando el administrador quiere eliminar un quad existente en el sistema.</w:t>
-      </w:r>
-    </w:p>
-    <w:p>
-      <w:pPr>
-        <w:numPr>
-          <w:ilvl w:val="0"/>
-          <w:numId w:val="12"/>
-        </w:numPr>
-        <w:ind w:left="1440" w:hanging="360"/>
-        <w:jc w:val="both"/>
-      </w:pPr>
-      <w:r>
-        <w:rPr>
-          <w:rtl w:val="0"/>
-        </w:rPr>
-        <w:t xml:space="preserve">A continuación busca el quad deseado y lo elimina.</w:t>
-      </w:r>
-    </w:p>
-    <w:p>
-      <w:pPr>
-        <w:numPr>
-          <w:ilvl w:val="0"/>
-          <w:numId w:val="12"/>
-        </w:numPr>
-        <w:ind w:left="1440" w:hanging="360"/>
-        <w:jc w:val="both"/>
-      </w:pPr>
-      <w:r>
-        <w:rPr>
-          <w:rtl w:val="0"/>
-        </w:rPr>
-        <w:t xml:space="preserve">El quad es eliminado junto con su respectiva información del sistema.</w:t>
-      </w:r>
-    </w:p>
-    <w:p>
-      <w:pPr>
-        <w:jc w:val="both"/>
-        <w:rPr/>
-      </w:pPr>
-      <w:r>
-        <w:rPr>
-          <w:rtl w:val="0"/>
-        </w:rPr>
-        <w:t xml:space="preserve">CU-3. Caso de uso “Modificar Información Quad”:</w:t>
-      </w:r>
-    </w:p>
-    <w:p>
-      <w:pPr>
-        <w:numPr>
-          <w:ilvl w:val="0"/>
-          <w:numId w:val="15"/>
-        </w:numPr>
-        <w:ind w:left="1440" w:hanging="360"/>
-        <w:jc w:val="both"/>
-      </w:pPr>
-      <w:r>
-        <w:rPr>
-          <w:rtl w:val="0"/>
-        </w:rPr>
-        <w:t xml:space="preserve">El caso de uso comienza cuando el administrador quiere modificar la información de un quad.</w:t>
-      </w:r>
-    </w:p>
-    <w:p>
-      <w:pPr>
-        <w:numPr>
-          <w:ilvl w:val="0"/>
-          <w:numId w:val="15"/>
-        </w:numPr>
-        <w:ind w:left="1440" w:hanging="360"/>
-        <w:jc w:val="both"/>
-      </w:pPr>
-      <w:r>
-        <w:rPr>
-          <w:rtl w:val="0"/>
-        </w:rPr>
-        <w:t xml:space="preserve">A continuación modifica el dato que se considere.</w:t>
-      </w:r>
-    </w:p>
-    <w:p>
-      <w:pPr>
-        <w:numPr>
-          <w:ilvl w:val="0"/>
-          <w:numId w:val="15"/>
-        </w:numPr>
-        <w:ind w:left="1440" w:hanging="360"/>
-        <w:jc w:val="both"/>
-      </w:pPr>
-      <w:r>
-        <w:rPr>
-          <w:rtl w:val="0"/>
-        </w:rPr>
-        <w:t xml:space="preserve">La información del quad modificada se actualiza en el sistema</w:t>
-      </w:r>
-    </w:p>
-    <w:p>
-      <w:pPr>
-        <w:jc w:val="both"/>
-        <w:rPr/>
-      </w:pPr>
-      <w:r>
-        <w:rPr>
-          <w:rtl w:val="0"/>
-        </w:rPr>
-      </w:r>
-    </w:p>
-    <w:p>
-      <w:pPr>
-        <w:jc w:val="both"/>
-        <w:rPr/>
-      </w:pPr>
-      <w:r>
-        <w:rPr>
-          <w:rtl w:val="0"/>
-        </w:rPr>
-        <w:t xml:space="preserve">CU-4. </w:t>
-      </w:r>
-      <w:r>
-        <w:rPr>
-          <w:rtl w:val="0"/>
-        </w:rPr>
-        <w:t xml:space="preserve">Caso de uso “Consultar Listado Quads”:</w:t>
-      </w:r>
-    </w:p>
-    <w:p>
-      <w:pPr>
-        <w:jc w:val="both"/>
-        <w:rPr/>
-      </w:pPr>
-      <w:r>
-        <w:rPr>
-          <w:rtl w:val="0"/>
-        </w:rPr>
-        <w:tab/>
-        <w:t xml:space="preserve">Flujo principal:</w:t>
-      </w:r>
-    </w:p>
-    <w:p>
-      <w:pPr>
-        <w:numPr>
-          <w:ilvl w:val="0"/>
-          <w:numId w:val="1"/>
-        </w:numPr>
-        <w:ind w:left="1440" w:hanging="360"/>
-        <w:jc w:val="both"/>
-      </w:pPr>
-      <w:r>
-        <w:rPr>
-          <w:rtl w:val="0"/>
-        </w:rPr>
-        <w:t xml:space="preserve">El caso de uso comienza cuando el administrador quiere consultar el listado de quads.</w:t>
-      </w:r>
-    </w:p>
-    <w:p>
-      <w:pPr>
-        <w:numPr>
-          <w:ilvl w:val="0"/>
-          <w:numId w:val="1"/>
-        </w:numPr>
-        <w:ind w:left="1440" w:hanging="360"/>
-        <w:jc w:val="both"/>
-      </w:pPr>
-      <w:r>
-        <w:rPr>
-          <w:rtl w:val="0"/>
-        </w:rPr>
-        <w:t xml:space="preserve">El sistema recupera la información y muestra el listado de quads previamente creados en su formato y orden por defecto.</w:t>
-      </w:r>
-      <w:r>
-        <w:rPr>
-          <w:rtl w:val="0"/>
-        </w:rPr>
-      </w:r>
-    </w:p>
-    <w:p>
-      <w:pPr>
-        <w:ind w:left="0" w:firstLine="720"/>
-        <w:jc w:val="both"/>
-        <w:rPr/>
-      </w:pPr>
-      <w:r>
-        <w:rPr>
-          <w:rtl w:val="0"/>
-        </w:rPr>
-        <w:t xml:space="preserve">Flujos alternativos:</w:t>
-      </w:r>
-    </w:p>
-    <w:p>
-      <w:pPr>
-        <w:numPr>
-          <w:ilvl w:val="0"/>
-          <w:numId w:val="13"/>
-        </w:numPr>
-        <w:ind w:left="1440" w:hanging="360"/>
-        <w:jc w:val="both"/>
-        <w:rPr>
-          <w:u w:val="none"/>
-        </w:rPr>
-      </w:pPr>
-      <w:r>
-        <w:rPr>
-          <w:rtl w:val="0"/>
-        </w:rPr>
-        <w:t xml:space="preserve">Ordenar el listado (Extensión):</w:t>
-      </w:r>
-    </w:p>
-    <w:p>
-      <w:pPr>
-        <w:numPr>
-          <w:ilvl w:val="0"/>
-          <w:numId w:val="6"/>
-        </w:numPr>
-        <w:ind w:left="2160" w:hanging="360"/>
-        <w:jc w:val="both"/>
-        <w:rPr>
-          <w:u w:val="none"/>
-        </w:rPr>
-      </w:pPr>
-      <w:r>
-        <w:rPr>
-          <w:rtl w:val="0"/>
-        </w:rPr>
-        <w:t xml:space="preserve">Tras visualizar el listado (paso 2 del flujo principal), el administrador elige ordenar la vista especificando uno de los siguientes criterios: matrícula, tipo o precio.</w:t>
-      </w:r>
-    </w:p>
-    <w:p>
-      <w:pPr>
-        <w:numPr>
-          <w:ilvl w:val="0"/>
-          <w:numId w:val="6"/>
-        </w:numPr>
-        <w:ind w:left="2160" w:hanging="360"/>
-        <w:jc w:val="both"/>
-        <w:rPr>
-          <w:u w:val="none"/>
-        </w:rPr>
-      </w:pPr>
-      <w:r>
-        <w:rPr>
-          <w:rtl w:val="0"/>
-        </w:rPr>
-        <w:t xml:space="preserve">El sistema procesa la solicitud y actualiza la pantalla mostrando el listado de quads con la nueva ordenación elegida.</w:t>
-      </w:r>
-      <w:r>
-        <w:rPr>
-          <w:rtl w:val="0"/>
-        </w:rPr>
-      </w:r>
-    </w:p>
-    <w:p>
-      <w:pPr>
-        <w:jc w:val="both"/>
-        <w:rPr/>
-      </w:pPr>
-      <w:r>
-        <w:rPr>
-          <w:rtl w:val="0"/>
-        </w:rPr>
-      </w:r>
-    </w:p>
-    <w:p>
-      <w:pPr>
-        <w:jc w:val="both"/>
-        <w:rPr/>
-      </w:pPr>
-      <w:r>
-        <w:rPr>
-          <w:rtl w:val="0"/>
-        </w:rPr>
-        <w:t xml:space="preserve">CU-5. </w:t>
-      </w:r>
-      <w:r>
-        <w:rPr>
-          <w:rtl w:val="0"/>
-        </w:rPr>
-        <w:t xml:space="preserve">Caso de uso “Consultar Listado Reservas”:</w:t>
-      </w:r>
-    </w:p>
-    <w:p>
-      <w:pPr>
-        <w:jc w:val="both"/>
-        <w:rPr/>
-      </w:pPr>
-      <w:r>
-        <w:rPr>
-          <w:rtl w:val="0"/>
-        </w:rPr>
-        <w:tab/>
-        <w:t xml:space="preserve">Flujo principal:</w:t>
-      </w:r>
-    </w:p>
-    <w:p>
-      <w:pPr>
-        <w:numPr>
-          <w:ilvl w:val="0"/>
-          <w:numId w:val="14"/>
-        </w:numPr>
-        <w:ind w:left="1440" w:hanging="360"/>
-        <w:jc w:val="both"/>
-      </w:pPr>
-      <w:r>
-        <w:rPr>
-          <w:rtl w:val="0"/>
-        </w:rPr>
-        <w:t xml:space="preserve">El caso de uso comienza cuando el administrador quiere consultar el listado de reservas.</w:t>
-      </w:r>
-    </w:p>
-    <w:p>
-      <w:pPr>
-        <w:numPr>
-          <w:ilvl w:val="0"/>
-          <w:numId w:val="14"/>
-        </w:numPr>
-        <w:ind w:left="1440" w:hanging="360"/>
-        <w:jc w:val="both"/>
-      </w:pPr>
-      <w:r>
-        <w:rPr>
-          <w:rtl w:val="0"/>
-        </w:rPr>
-        <w:t xml:space="preserve">El sistema recupera la información y muestra el listado de reservas previamente creadas en su formato y orden por defecto.</w:t>
-      </w:r>
-    </w:p>
-    <w:p>
-      <w:pPr>
-        <w:ind w:left="720" w:firstLine="0"/>
-        <w:jc w:val="both"/>
-        <w:rPr/>
-      </w:pPr>
-      <w:r>
-        <w:rPr>
-          <w:rtl w:val="0"/>
-        </w:rPr>
-        <w:t xml:space="preserve">Flujos alternativos:</w:t>
-      </w:r>
-    </w:p>
-    <w:p>
-      <w:pPr>
-        <w:numPr>
-          <w:ilvl w:val="0"/>
-          <w:numId w:val="11"/>
-        </w:numPr>
-        <w:ind w:left="1440" w:hanging="360"/>
-        <w:jc w:val="both"/>
-        <w:rPr>
-          <w:u w:val="none"/>
-        </w:rPr>
-      </w:pPr>
-      <w:r>
-        <w:rPr>
-          <w:rtl w:val="0"/>
-        </w:rPr>
-        <w:t xml:space="preserve">El Administrador decide Ordenar el listado:</w:t>
-      </w:r>
-    </w:p>
-    <w:p>
-      <w:pPr>
-        <w:numPr>
-          <w:ilvl w:val="0"/>
-          <w:numId w:val="3"/>
-        </w:numPr>
-        <w:ind w:left="2160" w:hanging="360"/>
-        <w:jc w:val="both"/>
-        <w:rPr>
-          <w:u w:val="none"/>
-        </w:rPr>
-      </w:pPr>
-      <w:r>
-        <w:rPr>
-          <w:rtl w:val="0"/>
-        </w:rPr>
-        <w:t xml:space="preserve">El Administrador selecciona una de las opciones de ordenación disponibles: nombre de cliente, número de móvil, fecha de recogida o fecha de devolución.</w:t>
-      </w:r>
-    </w:p>
-    <w:p>
-      <w:pPr>
-        <w:numPr>
-          <w:ilvl w:val="0"/>
-          <w:numId w:val="3"/>
-        </w:numPr>
-        <w:ind w:left="2160" w:hanging="360"/>
-        <w:jc w:val="both"/>
-        <w:rPr>
-          <w:u w:val="none"/>
-        </w:rPr>
-      </w:pPr>
-      <w:r>
-        <w:rPr>
-          <w:rtl w:val="0"/>
-        </w:rPr>
-        <w:t xml:space="preserve"> El sistema actualiza y muestra el listado ordenado según el criterio elegido.</w:t>
-      </w:r>
-    </w:p>
-    <w:p>
-      <w:pPr>
-        <w:numPr>
-          <w:ilvl w:val="0"/>
-          <w:numId w:val="11"/>
-        </w:numPr>
-        <w:ind w:left="1440" w:hanging="360"/>
-        <w:jc w:val="both"/>
-        <w:rPr>
-          <w:u w:val="none"/>
-        </w:rPr>
-      </w:pPr>
-      <w:r>
-        <w:rPr>
-          <w:rtl w:val="0"/>
-        </w:rPr>
-        <w:t xml:space="preserve">El Administrador decide Filtrar el listado:</w:t>
-      </w:r>
-    </w:p>
-    <w:p>
-      <w:pPr>
-        <w:numPr>
-          <w:ilvl w:val="0"/>
-          <w:numId w:val="10"/>
-        </w:numPr>
-        <w:ind w:left="2160" w:hanging="360"/>
-        <w:jc w:val="both"/>
-        <w:rPr>
-          <w:u w:val="none"/>
-        </w:rPr>
-      </w:pPr>
-      <w:r>
-        <w:rPr>
-          <w:rtl w:val="0"/>
-        </w:rPr>
-        <w:t xml:space="preserve">El Administrador selecciona uno de los siguientes filtros de estado:</w:t>
-      </w:r>
-    </w:p>
-    <w:p>
-      <w:pPr>
-        <w:ind w:left="2160" w:firstLine="0"/>
-        <w:jc w:val="both"/>
-        <w:rPr/>
-      </w:pPr>
-      <w:r>
-        <w:rPr>
-          <w:rtl w:val="0"/>
-        </w:rPr>
-        <w:t xml:space="preserve">Reservas previstas: Cuya fecha de recogida no se ha alcanzado.</w:t>
-      </w:r>
-    </w:p>
-    <w:p>
-      <w:pPr>
-        <w:ind w:left="2160" w:firstLine="0"/>
-        <w:jc w:val="both"/>
-        <w:rPr/>
-      </w:pPr>
-      <w:r>
-        <w:rPr>
-          <w:rtl w:val="0"/>
-        </w:rPr>
-        <w:t xml:space="preserve">Reservas vigentes: Cuya fecha de recogida ha sido alcanzada, pero la de devolución no ha vencido.</w:t>
-      </w:r>
-    </w:p>
-    <w:p>
-      <w:pPr>
-        <w:ind w:left="2160" w:firstLine="0"/>
-        <w:jc w:val="both"/>
-        <w:rPr/>
-      </w:pPr>
-      <w:r>
-        <w:rPr>
-          <w:rtl w:val="0"/>
-        </w:rPr>
-        <w:t xml:space="preserve">Reservas caducadas: Cuya fecha de devolución se ha sobrepasado.</w:t>
-      </w:r>
-    </w:p>
-    <w:p>
-      <w:pPr>
-        <w:ind w:left="2160" w:firstLine="0"/>
-        <w:jc w:val="both"/>
-        <w:rPr/>
-      </w:pPr>
-      <w:r>
-        <w:rPr>
-          <w:rtl w:val="0"/>
-        </w:rPr>
-        <w:t xml:space="preserve">Reservas totales</w:t>
-      </w:r>
-    </w:p>
-    <w:p>
-      <w:pPr>
-        <w:numPr>
-          <w:ilvl w:val="0"/>
-          <w:numId w:val="10"/>
-        </w:numPr>
-        <w:ind w:left="2160" w:hanging="360"/>
-        <w:jc w:val="both"/>
-        <w:rPr>
-          <w:u w:val="none"/>
-        </w:rPr>
-      </w:pPr>
-      <w:r>
-        <w:rPr>
-          <w:rtl w:val="0"/>
-        </w:rPr>
-        <w:t xml:space="preserve">El sistema actualiza y muestra el listado mostrando únicamente las reservas que coinciden con el filtro seleccionado.</w:t>
-      </w:r>
-      <w:r>
-        <w:rPr>
-          <w:rtl w:val="0"/>
-        </w:rPr>
-      </w:r>
-    </w:p>
-    <w:p>
-      <w:pPr>
-        <w:jc w:val="both"/>
-        <w:rPr/>
-      </w:pPr>
-      <w:r>
-        <w:rPr>
-          <w:rtl w:val="0"/>
-        </w:rPr>
-      </w:r>
-    </w:p>
-    <w:p>
-      <w:pPr>
-        <w:jc w:val="both"/>
-        <w:rPr/>
-      </w:pPr>
-      <w:r>
-        <w:rPr>
-          <w:rtl w:val="0"/>
-        </w:rPr>
-      </w:r>
-    </w:p>
-    <w:p>
-      <w:pPr>
-        <w:jc w:val="both"/>
-        <w:rPr/>
-      </w:pPr>
-      <w:r>
-        <w:rPr>
-          <w:rtl w:val="0"/>
-        </w:rPr>
-      </w:r>
-    </w:p>
-    <w:p>
-      <w:pPr>
-        <w:jc w:val="both"/>
-        <w:rPr/>
-      </w:pPr>
-      <w:r>
-        <w:rPr>
-          <w:rtl w:val="0"/>
-        </w:rPr>
-      </w:r>
-    </w:p>
-    <w:p>
-      <w:pPr>
-        <w:jc w:val="both"/>
-        <w:rPr/>
-      </w:pPr>
-      <w:r>
-        <w:rPr>
-          <w:rtl w:val="0"/>
-        </w:rPr>
-      </w:r>
-    </w:p>
-    <w:p>
-      <w:pPr>
-        <w:jc w:val="both"/>
-        <w:rPr/>
-      </w:pPr>
-      <w:r>
-        <w:rPr>
-          <w:rtl w:val="0"/>
-        </w:rPr>
-      </w:r>
-    </w:p>
-    <w:p>
-      <w:pPr>
-        <w:jc w:val="both"/>
-        <w:rPr/>
-      </w:pPr>
-      <w:r>
-        <w:rPr>
-          <w:rtl w:val="0"/>
-        </w:rPr>
-        <w:t xml:space="preserve">CU-6. Caso de uso “Crear Reserva”:</w:t>
-      </w:r>
-    </w:p>
-    <w:p>
-      <w:pPr>
-        <w:jc w:val="both"/>
-        <w:rPr/>
-      </w:pPr>
-      <w:r>
-        <w:rPr>
-          <w:rtl w:val="0"/>
-        </w:rPr>
-        <w:tab/>
-        <w:t xml:space="preserve">Flujo principal:</w:t>
-      </w:r>
-    </w:p>
-    <w:p>
-      <w:pPr>
-        <w:numPr>
-          <w:ilvl w:val="0"/>
-          <w:numId w:val="7"/>
-        </w:numPr>
-        <w:ind w:left="1440" w:hanging="360"/>
-        <w:jc w:val="both"/>
-      </w:pPr>
-      <w:r>
-        <w:rPr>
-          <w:rtl w:val="0"/>
-        </w:rPr>
-        <w:t xml:space="preserve">El caso de uso comienza cuando el administrador quiere hacer una nueva reserva.</w:t>
-      </w:r>
-    </w:p>
-    <w:p>
-      <w:pPr>
-        <w:numPr>
-          <w:ilvl w:val="0"/>
-          <w:numId w:val="7"/>
-        </w:numPr>
-        <w:ind w:left="1440" w:hanging="360"/>
-        <w:jc w:val="both"/>
-      </w:pPr>
-      <w:r>
-        <w:rPr>
-          <w:rtl w:val="0"/>
-        </w:rPr>
-        <w:t xml:space="preserve">A continuación introduce un nombre, el número móvil , la fecha de recogida y devolución, y una selección de quads, indicando también número de cascos.</w:t>
-      </w:r>
-    </w:p>
-    <w:p>
-      <w:pPr>
-        <w:widowControl w:val="0"/>
-        <w:numPr>
-          <w:ilvl w:val="0"/>
-          <w:numId w:val="7"/>
-        </w:numPr>
-        <w:spacing w:after="0" w:afterAutospacing="0" w:line="240" w:lineRule="auto"/>
-        <w:ind w:left="1440" w:hanging="360"/>
-        <w:jc w:val="both"/>
-      </w:pPr>
-      <w:r>
-        <w:rPr>
-          <w:rtl w:val="0"/>
-        </w:rPr>
-        <w:t xml:space="preserve">El sistema comprueba que la reserva es válida, es decir, que la fecha de devolución es igual o posterior a la del día de recogida, que no se producen solapes en la reserva de quads y que no se supera el número de cascos solicitados para un quad monoplaza.</w:t>
-      </w:r>
-    </w:p>
-    <w:p>
-      <w:pPr>
-        <w:numPr>
-          <w:ilvl w:val="0"/>
-          <w:numId w:val="7"/>
-        </w:numPr>
-        <w:spacing w:after="0" w:afterAutospacing="0" w:before="0" w:beforeAutospacing="0" w:lineRule="auto"/>
-        <w:ind w:left="1440" w:hanging="360"/>
-        <w:rPr/>
-      </w:pPr>
-      <w:r>
-        <w:rPr>
-          <w:rtl w:val="0"/>
-        </w:rPr>
-        <w:t xml:space="preserve">El sistema verifica que la base de datos no haya superado el límite de 20.000 reservas operativas.</w:t>
-      </w:r>
-    </w:p>
-    <w:p>
-      <w:pPr>
-        <w:numPr>
-          <w:ilvl w:val="0"/>
-          <w:numId w:val="7"/>
-        </w:numPr>
-        <w:spacing w:after="0" w:afterAutospacing="0" w:before="0" w:beforeAutospacing="0" w:lineRule="auto"/>
-        <w:ind w:left="1440" w:hanging="360"/>
-        <w:rPr>
-          <w:u w:val="none"/>
-        </w:rPr>
-      </w:pPr>
-      <w:r>
-        <w:rPr>
-          <w:rtl w:val="0"/>
-        </w:rPr>
-        <w:t xml:space="preserve">El sistema calcula el importe de la reserva (Incluye CU-8: Calcular Precio).</w:t>
-      </w:r>
-      <w:r>
-        <w:rPr>
-          <w:rtl w:val="0"/>
-        </w:rPr>
-      </w:r>
-    </w:p>
-    <w:p>
-      <w:pPr>
-        <w:numPr>
-          <w:ilvl w:val="0"/>
-          <w:numId w:val="7"/>
-        </w:numPr>
-        <w:ind w:left="1440" w:hanging="360"/>
-        <w:jc w:val="both"/>
-      </w:pPr>
-      <w:r>
-        <w:rPr>
-          <w:rtl w:val="0"/>
-        </w:rPr>
-        <w:t xml:space="preserve">La reserva se añade con su respectiva información al sistema.</w:t>
-      </w:r>
-    </w:p>
-    <w:p>
-      <w:pPr>
-        <w:ind w:left="1440" w:firstLine="0"/>
-        <w:jc w:val="both"/>
-        <w:rPr/>
-      </w:pPr>
-      <w:r>
-        <w:rPr>
-          <w:rtl w:val="0"/>
-        </w:rPr>
-      </w:r>
-    </w:p>
-    <w:p>
-      <w:pPr>
-        <w:jc w:val="both"/>
-        <w:rPr/>
-      </w:pPr>
-      <w:r>
-        <w:rPr>
-          <w:rtl w:val="0"/>
-        </w:rPr>
-        <w:t xml:space="preserve">CU-7. </w:t>
-      </w:r>
-      <w:r>
-        <w:rPr>
-          <w:rtl w:val="0"/>
-        </w:rPr>
-        <w:t xml:space="preserve">Caso de uso “Modificar Información Reserva”:</w:t>
-      </w:r>
-    </w:p>
-    <w:p>
-      <w:pPr>
-        <w:numPr>
-          <w:ilvl w:val="0"/>
-          <w:numId w:val="9"/>
-        </w:numPr>
-        <w:ind w:left="1440" w:hanging="360"/>
-        <w:jc w:val="both"/>
-      </w:pPr>
-      <w:r>
-        <w:rPr>
-          <w:rtl w:val="0"/>
-        </w:rPr>
-        <w:t xml:space="preserve">El caso de uso comienza cuando el administrador </w:t>
-      </w:r>
-      <w:r>
-        <w:rPr>
-          <w:rtl w:val="0"/>
-        </w:rPr>
-        <w:t xml:space="preserve">quiere</w:t>
-      </w:r>
-      <w:r>
-        <w:rPr>
-          <w:rtl w:val="0"/>
-        </w:rPr>
-        <w:t xml:space="preserve"> modificar la información de una reserva existente.</w:t>
-      </w:r>
-    </w:p>
-    <w:p>
-      <w:pPr>
-        <w:numPr>
-          <w:ilvl w:val="0"/>
-          <w:numId w:val="9"/>
-        </w:numPr>
-        <w:ind w:left="1440" w:hanging="360"/>
-        <w:jc w:val="both"/>
-      </w:pPr>
-      <w:r>
-        <w:rPr>
-          <w:rtl w:val="0"/>
-        </w:rPr>
-        <w:t xml:space="preserve">A continuación modifica los datos que se considere. </w:t>
-      </w:r>
-    </w:p>
-    <w:p>
-      <w:pPr>
-        <w:widowControl w:val="0"/>
-        <w:numPr>
-          <w:ilvl w:val="0"/>
-          <w:numId w:val="9"/>
-        </w:numPr>
-        <w:spacing w:line="240" w:lineRule="auto"/>
-        <w:ind w:left="1440" w:hanging="360"/>
-        <w:jc w:val="both"/>
-      </w:pPr>
-      <w:r>
-        <w:rPr>
-          <w:rtl w:val="0"/>
-        </w:rPr>
-        <w:t xml:space="preserve">El sistema comprueba que la reserva es válida, es decir, que la fecha de devolución es igual o posterior a la del día de recogida, que no se producen solapes en la reserva de quads y que no se supera el número de cascos solicitados para un quad monoplaza.</w:t>
-      </w:r>
-    </w:p>
-    <w:p>
-      <w:pPr>
-        <w:widowControl w:val="0"/>
-        <w:numPr>
-          <w:ilvl w:val="0"/>
-          <w:numId w:val="9"/>
-        </w:numPr>
-        <w:spacing w:line="240" w:lineRule="auto"/>
-        <w:ind w:left="1440" w:hanging="360"/>
-        <w:jc w:val="both"/>
-        <w:rPr>
-          <w:u w:val="none"/>
-        </w:rPr>
-      </w:pPr>
-      <w:r>
-        <w:rPr>
-          <w:rtl w:val="0"/>
-        </w:rPr>
-        <w:t xml:space="preserve">El sistema calcula el importe de la reserva (Incluye CU-8: Calcular Precio), respetando al cliente(RF12).</w:t>
-      </w:r>
-    </w:p>
-    <w:p>
-      <w:pPr>
-        <w:numPr>
-          <w:ilvl w:val="0"/>
-          <w:numId w:val="9"/>
-        </w:numPr>
-        <w:ind w:left="1440" w:hanging="360"/>
-        <w:jc w:val="both"/>
-      </w:pPr>
-      <w:r>
-        <w:rPr>
-          <w:rtl w:val="0"/>
-        </w:rPr>
-        <w:t xml:space="preserve">La información de la reserva modificada se actualiza en el sistema.</w:t>
-      </w:r>
-      <w:r>
-        <w:rPr>
-          <w:rtl w:val="0"/>
-        </w:rPr>
-      </w:r>
-    </w:p>
-    <w:p>
-      <w:pPr>
-        <w:jc w:val="both"/>
-        <w:rPr/>
-      </w:pPr>
-      <w:r>
-        <w:rPr>
-          <w:rtl w:val="0"/>
-        </w:rPr>
-      </w:r>
-    </w:p>
-    <w:p>
-      <w:pPr>
-        <w:jc w:val="both"/>
-        <w:rPr/>
-      </w:pPr>
-      <w:r>
-        <w:rPr>
-          <w:rtl w:val="0"/>
-        </w:rPr>
-        <w:t xml:space="preserve">CU-8. Caso de uso “Eliminar Reserva”:</w:t>
-      </w:r>
-    </w:p>
-    <w:p>
-      <w:pPr>
-        <w:jc w:val="both"/>
-        <w:rPr/>
-      </w:pPr>
-      <w:r>
-        <w:rPr>
-          <w:rtl w:val="0"/>
-        </w:rPr>
-        <w:tab/>
-        <w:t xml:space="preserve">Flujo principal:</w:t>
-      </w:r>
-    </w:p>
-    <w:p>
-      <w:pPr>
-        <w:numPr>
-          <w:ilvl w:val="0"/>
-          <w:numId w:val="5"/>
-        </w:numPr>
-        <w:ind w:left="1440" w:hanging="360"/>
-        <w:jc w:val="both"/>
-      </w:pPr>
-      <w:r>
-        <w:rPr>
-          <w:rtl w:val="0"/>
-        </w:rPr>
-        <w:t xml:space="preserve">El caso de uso comienza cuando el administrador </w:t>
-      </w:r>
-      <w:r>
-        <w:rPr>
-          <w:rtl w:val="0"/>
-        </w:rPr>
-        <w:t xml:space="preserve">quieren</w:t>
-      </w:r>
-      <w:r>
-        <w:rPr>
-          <w:rtl w:val="0"/>
-        </w:rPr>
-        <w:t xml:space="preserve"> eliminar una reserva existente en el sistema.</w:t>
-      </w:r>
-    </w:p>
-    <w:p>
-      <w:pPr>
-        <w:numPr>
-          <w:ilvl w:val="0"/>
-          <w:numId w:val="5"/>
-        </w:numPr>
-        <w:ind w:left="1440" w:hanging="360"/>
-        <w:jc w:val="both"/>
-      </w:pPr>
-      <w:r>
-        <w:rPr>
-          <w:rtl w:val="0"/>
-        </w:rPr>
-        <w:t xml:space="preserve">A continuación busca la reserva deseada y la elimina.</w:t>
-      </w:r>
-    </w:p>
-    <w:p>
-      <w:pPr>
-        <w:numPr>
-          <w:ilvl w:val="0"/>
-          <w:numId w:val="5"/>
-        </w:numPr>
-        <w:ind w:left="1440" w:hanging="360"/>
-        <w:jc w:val="both"/>
-      </w:pPr>
-      <w:r>
-        <w:rPr>
-          <w:rtl w:val="0"/>
-        </w:rPr>
-        <w:t xml:space="preserve">La reserva es eliminada con su respectiva información del sistema.</w:t>
-      </w:r>
-    </w:p>
-    <w:p>
-      <w:pPr>
-        <w:jc w:val="both"/>
-        <w:rPr/>
-      </w:pPr>
-      <w:r>
-        <w:rPr>
-          <w:rtl w:val="0"/>
-        </w:rPr>
-      </w:r>
-    </w:p>
-    <w:p>
-      <w:pPr>
-        <w:jc w:val="both"/>
-        <w:rPr/>
-      </w:pPr>
-      <w:r>
-        <w:rPr>
-          <w:rtl w:val="0"/>
-        </w:rPr>
-        <w:t xml:space="preserve">CU-9. Caso de uso “Enviar Información”:</w:t>
-      </w:r>
-    </w:p>
-    <w:p>
-      <w:pPr>
-        <w:jc w:val="both"/>
-        <w:rPr/>
-      </w:pPr>
-      <w:r>
-        <w:rPr>
-          <w:rtl w:val="0"/>
-        </w:rPr>
-        <w:tab/>
-        <w:t xml:space="preserve">Flujo principal:</w:t>
-      </w:r>
-    </w:p>
-    <w:p>
-      <w:pPr>
-        <w:numPr>
-          <w:ilvl w:val="0"/>
-          <w:numId w:val="2"/>
-        </w:numPr>
-        <w:ind w:left="1440" w:hanging="360"/>
-        <w:jc w:val="both"/>
-      </w:pPr>
-      <w:r>
-        <w:rPr>
-          <w:rtl w:val="0"/>
-        </w:rPr>
-        <w:t xml:space="preserve">El caso de uso comienza cuando el administrador considera oportuno enviar dicha información al cliente.</w:t>
-      </w:r>
-    </w:p>
-    <w:p>
-      <w:pPr>
-        <w:numPr>
-          <w:ilvl w:val="0"/>
-          <w:numId w:val="2"/>
-        </w:numPr>
-        <w:ind w:left="1440" w:hanging="360"/>
-        <w:jc w:val="both"/>
-      </w:pPr>
-      <w:r>
-        <w:rPr>
-          <w:rtl w:val="0"/>
-        </w:rPr>
-        <w:t xml:space="preserve">El sistema envía la información de la reserva al móvil del cliente.</w:t>
-      </w:r>
-    </w:p>
-    <w:p>
-      <w:pPr>
-        <w:jc w:val="both"/>
-        <w:rPr/>
-      </w:pPr>
-      <w:r>
-        <w:rPr>
-          <w:rtl w:val="0"/>
-        </w:rPr>
-        <w:t xml:space="preserve">CU-10. Caso de uso “Calcular Precio” (Include):</w:t>
-      </w:r>
-    </w:p>
-    <w:p>
-      <w:pPr>
-        <w:jc w:val="both"/>
-        <w:rPr/>
-      </w:pPr>
-      <w:r>
-        <w:rPr>
-          <w:rtl w:val="0"/>
-        </w:rPr>
-        <w:tab/>
-        <w:t xml:space="preserve">Flujo principal:</w:t>
-      </w:r>
-    </w:p>
-    <w:p>
-      <w:pPr>
-        <w:numPr>
-          <w:ilvl w:val="0"/>
-          <w:numId w:val="4"/>
-        </w:numPr>
-        <w:ind w:left="1440" w:hanging="360"/>
-        <w:jc w:val="both"/>
-        <w:rPr>
-          <w:u w:val="none"/>
-        </w:rPr>
-      </w:pPr>
-      <w:r>
-        <w:rPr>
-          <w:rtl w:val="0"/>
-        </w:rPr>
-        <w:t xml:space="preserve">El caso de uso comienza cuando un proceso requiere determinar un importe económico.</w:t>
-      </w:r>
-    </w:p>
-    <w:p>
-      <w:pPr>
-        <w:numPr>
-          <w:ilvl w:val="0"/>
-          <w:numId w:val="4"/>
-        </w:numPr>
-        <w:ind w:left="1440" w:hanging="360"/>
-        <w:jc w:val="both"/>
-        <w:rPr>
-          <w:u w:val="none"/>
-        </w:rPr>
-      </w:pPr>
-      <w:r>
-        <w:rPr>
-          <w:rtl w:val="0"/>
-        </w:rPr>
-        <w:t xml:space="preserve">El sistema consulta las tarifas vigentes en la base de datos para los quads seleccionados.</w:t>
-      </w:r>
-    </w:p>
-    <w:p>
-      <w:pPr>
-        <w:numPr>
-          <w:ilvl w:val="0"/>
-          <w:numId w:val="4"/>
-        </w:numPr>
-        <w:ind w:left="1440" w:hanging="360"/>
-        <w:jc w:val="both"/>
-        <w:rPr>
-          <w:u w:val="none"/>
-        </w:rPr>
-      </w:pPr>
-      <w:r>
-        <w:rPr>
-          <w:rtl w:val="0"/>
-        </w:rPr>
-        <w:t xml:space="preserve">El sistema calcula el número de días de alquiler.</w:t>
-      </w:r>
-    </w:p>
-    <w:p>
-      <w:pPr>
-        <w:numPr>
-          <w:ilvl w:val="0"/>
-          <w:numId w:val="4"/>
-        </w:numPr>
-        <w:ind w:left="1440" w:hanging="360"/>
-        <w:jc w:val="both"/>
-        <w:rPr>
-          <w:u w:val="none"/>
-        </w:rPr>
-      </w:pPr>
-      <w:r>
-        <w:rPr>
-          <w:rtl w:val="0"/>
-        </w:rPr>
-        <w:t xml:space="preserve">El sistema multiplica los días por el precio acordado por quad por día.</w:t>
-      </w:r>
-    </w:p>
-    <w:p>
-      <w:pPr>
-        <w:numPr>
-          <w:ilvl w:val="0"/>
-          <w:numId w:val="4"/>
-        </w:numPr>
-        <w:ind w:left="1440" w:hanging="360"/>
-        <w:jc w:val="both"/>
-        <w:rPr>
-          <w:u w:val="none"/>
-        </w:rPr>
-      </w:pPr>
-      <w:r>
-        <w:rPr>
-          <w:rtl w:val="0"/>
-        </w:rPr>
-        <w:t xml:space="preserve">El sistema devuelve el resultado al caso de uso de origen.</w:t>
-      </w:r>
-    </w:p>
-    <w:p>
-      <w:pPr>
-        <w:jc w:val="both"/>
-        <w:rPr/>
-      </w:pPr>
-      <w:r>
-        <w:rPr>
-          <w:rtl w:val="0"/>
-        </w:rPr>
-      </w:r>
     </w:p>
     <w:p>
       <w:pPr>
@@ -4527,122 +4567,47 @@
         <w:jc w:val="both"/>
         <w:rPr/>
       </w:pPr>
-      <w:bookmarkStart w:colFirst="0" w:colLast="0" w:name="_548gta8eglal" w:id="15"/>
-      <w:bookmarkEnd w:id="15"/>
-      <w:r>
-        <w:rPr>
-          <w:rtl w:val="0"/>
-        </w:rPr>
-        <w:t xml:space="preserve">3 - Modelado estático de la aplicación </w:t>
-      </w:r>
-    </w:p>
-    <w:p>
-      <w:pPr>
-        <w:jc w:val="both"/>
-        <w:rPr/>
-      </w:pPr>
-      <w:r>
-        <w:rPr>
-          <w:rtl w:val="0"/>
-        </w:rPr>
-      </w:r>
-    </w:p>
-    <w:p>
-      <w:pPr>
-        <w:pStyle w:val="Heading1"/>
-        <w:jc w:val="both"/>
-        <w:rPr/>
-      </w:pPr>
-      <w:bookmarkStart w:colFirst="0" w:colLast="0" w:name="_9lw1ywzf4vjr" w:id="16"/>
-      <w:bookmarkEnd w:id="16"/>
+      <w:bookmarkStart w:colFirst="0" w:colLast="0" w:name="_r6aenz92oxjl" w:id="17"/>
+      <w:bookmarkEnd w:id="17"/>
+      <w:r>
+        <w:rPr>
+          <w:rtl w:val="0"/>
+        </w:rPr>
+        <w:t xml:space="preserve">4 - Modelado dinámico de la aplicación</w:t>
+      </w:r>
+    </w:p>
+    <w:p>
+      <w:pPr>
+        <w:jc w:val="center"/>
+        <w:rPr/>
+      </w:pPr>
+      <w:r>
+        <w:rPr>
+          <w:rtl w:val="0"/>
+        </w:rPr>
+      </w:r>
+    </w:p>
+    <w:p>
+      <w:pPr>
+        <w:jc w:val="center"/>
+        <w:rPr/>
+      </w:pPr>
       <w:r>
         <w:rPr/>
         <w:drawing>
           <wp:inline distB="114300" distT="114300" distL="114300" distR="114300">
-            <wp:extent cx="5731200" cy="1727200"/>
+            <wp:extent cx="3438525" cy="1719263"/>
             <wp:effectExtent b="0" l="0" r="0" t="0"/>
-            <wp:docPr id="46" name="image45.jpg"/>
+            <wp:docPr id="13" name="image15.png"/>
             <a:graphic>
               <a:graphicData uri="http://schemas.openxmlformats.org/drawingml/2006/picture">
                 <pic:pic>
                   <pic:nvPicPr>
-                    <pic:cNvPr id="0" name="image45.jpg"/>
+                    <pic:cNvPr id="0" name="image15.png"/>
                     <pic:cNvPicPr preferRelativeResize="0"/>
                   </pic:nvPicPr>
                   <pic:blipFill>
                     <a:blip r:embed="rId8"/>
-                    <a:srcRect b="0" l="0" r="0" t="0"/>
-                    <a:stretch>
-                      <a:fillRect/>
-                    </a:stretch>
-                  </pic:blipFill>
-                  <pic:spPr>
-                    <a:xfrm>
-                      <a:off x="0" y="0"/>
-                      <a:ext cx="5731200" cy="1727200"/>
-                    </a:xfrm>
-                    <a:prstGeom prst="rect"/>
-                    <a:ln/>
-                  </pic:spPr>
-                </pic:pic>
-              </a:graphicData>
-            </a:graphic>
-          </wp:inline>
-        </w:drawing>
-      </w:r>
-      <w:r>
-        <w:rPr>
-          <w:rtl w:val="0"/>
-        </w:rPr>
-      </w:r>
-    </w:p>
-    <w:p>
-      <w:pPr>
-        <w:pStyle w:val="Heading1"/>
-        <w:jc w:val="both"/>
-        <w:rPr/>
-      </w:pPr>
-      <w:bookmarkStart w:colFirst="0" w:colLast="0" w:name="_r6aenz92oxjl" w:id="17"/>
-      <w:bookmarkEnd w:id="17"/>
-      <w:r>
-        <w:rPr>
-          <w:rtl w:val="0"/>
-        </w:rPr>
-        <w:t xml:space="preserve">4 - Modelado dinámico de la aplicación</w:t>
-      </w:r>
-    </w:p>
-    <w:p>
-      <w:pPr>
-        <w:jc w:val="center"/>
-        <w:rPr/>
-      </w:pPr>
-      <w:r>
-        <w:rPr>
-          <w:rtl w:val="0"/>
-        </w:rPr>
-      </w:r>
-    </w:p>
-    <w:p>
-      <w:pPr>
-        <w:jc w:val="center"/>
-        <w:rPr/>
-      </w:pPr>
-      <w:r>
-        <w:rPr/>
-        <w:drawing>
-          <wp:inline distB="114300" distT="114300" distL="114300" distR="114300">
-            <wp:extent cx="3438525" cy="1719263"/>
-            <wp:effectExtent b="0" l="0" r="0" t="0"/>
-            <wp:docPr id="14" name="image14.png"/>
-            <a:graphic>
-              <a:graphicData uri="http://schemas.openxmlformats.org/drawingml/2006/picture">
-                <pic:pic>
-                  <pic:nvPicPr>
-                    <pic:cNvPr id="0" name="image14.png"/>
-                    <pic:cNvPicPr preferRelativeResize="0"/>
-                  </pic:nvPicPr>
-                  <pic:blipFill>
-                    <a:blip r:embed="rId9"/>
                     <a:srcRect b="0" l="0" r="0" t="0"/>
                     <a:stretch>
                       <a:fillRect/>
@@ -4696,17 +4661,74 @@
         <w:rPr/>
       </w:pPr>
       <w:r>
+        <w:rPr>
+          <w:rtl w:val="0"/>
+        </w:rPr>
+      </w:r>
+    </w:p>
+    <w:p>
+      <w:pPr>
+        <w:jc w:val="center"/>
+        <w:rPr/>
+      </w:pPr>
+      <w:r>
         <w:rPr/>
         <w:drawing>
           <wp:inline distB="114300" distT="114300" distL="114300" distR="114300">
-            <wp:extent cx="5657850" cy="2057400"/>
+            <wp:extent cx="5731200" cy="2184400"/>
             <wp:effectExtent b="0" l="0" r="0" t="0"/>
-            <wp:docPr id="31" name="image34.jpg"/>
+            <wp:docPr id="35" name="image36.png"/>
             <a:graphic>
               <a:graphicData uri="http://schemas.openxmlformats.org/drawingml/2006/picture">
                 <pic:pic>
                   <pic:nvPicPr>
-                    <pic:cNvPr id="0" name="image34.jpg"/>
+                    <pic:cNvPr id="0" name="image36.png"/>
+                    <pic:cNvPicPr preferRelativeResize="0"/>
+                  </pic:nvPicPr>
+                  <pic:blipFill>
+                    <a:blip r:embed="rId9"/>
+                    <a:srcRect b="0" l="0" r="0" t="0"/>
+                    <a:stretch>
+                      <a:fillRect/>
+                    </a:stretch>
+                  </pic:blipFill>
+                  <pic:spPr>
+                    <a:xfrm>
+                      <a:off x="0" y="0"/>
+                      <a:ext cx="5731200" cy="2184400"/>
+                    </a:xfrm>
+                    <a:prstGeom prst="rect"/>
+                    <a:ln/>
+                  </pic:spPr>
+                </pic:pic>
+              </a:graphicData>
+            </a:graphic>
+          </wp:inline>
+        </w:drawing>
+      </w:r>
+      <w:r>
+        <w:rPr>
+          <w:rtl w:val="0"/>
+        </w:rPr>
+      </w:r>
+    </w:p>
+    <w:p>
+      <w:pPr>
+        <w:jc w:val="center"/>
+        <w:rPr/>
+      </w:pPr>
+      <w:r>
+        <w:rPr/>
+        <w:drawing>
+          <wp:inline distB="114300" distT="114300" distL="114300" distR="114300">
+            <wp:extent cx="4629150" cy="3390900"/>
+            <wp:effectExtent b="0" l="0" r="0" t="0"/>
+            <wp:docPr id="24" name="image23.png"/>
+            <a:graphic>
+              <a:graphicData uri="http://schemas.openxmlformats.org/drawingml/2006/picture">
+                <pic:pic>
+                  <pic:nvPicPr>
+                    <pic:cNvPr id="0" name="image23.png"/>
                     <pic:cNvPicPr preferRelativeResize="0"/>
                   </pic:nvPicPr>
                   <pic:blipFill>
@@ -4719,7 +4741,7 @@
                   <pic:spPr>
                     <a:xfrm>
                       <a:off x="0" y="0"/>
-                      <a:ext cx="5657850" cy="2057400"/>
+                      <a:ext cx="4629150" cy="3390900"/>
                     </a:xfrm>
                     <a:prstGeom prst="rect"/>
                     <a:ln/>
@@ -4742,17 +4764,39 @@
         <w:rPr/>
       </w:pPr>
       <w:r>
+        <w:rPr>
+          <w:rtl w:val="0"/>
+        </w:rPr>
+      </w:r>
+    </w:p>
+    <w:p>
+      <w:pPr>
+        <w:jc w:val="center"/>
+        <w:rPr/>
+      </w:pPr>
+      <w:r>
+        <w:rPr>
+          <w:rtl w:val="0"/>
+        </w:rPr>
+      </w:r>
+    </w:p>
+    <w:p>
+      <w:pPr>
+        <w:jc w:val="center"/>
+        <w:rPr/>
+      </w:pPr>
+      <w:r>
         <w:rPr/>
         <w:drawing>
           <wp:inline distB="114300" distT="114300" distL="114300" distR="114300">
-            <wp:extent cx="2695575" cy="1647825"/>
+            <wp:extent cx="5731200" cy="2209800"/>
             <wp:effectExtent b="0" l="0" r="0" t="0"/>
-            <wp:docPr id="44" name="image44.jpg"/>
+            <wp:docPr id="29" name="image38.png"/>
             <a:graphic>
               <a:graphicData uri="http://schemas.openxmlformats.org/drawingml/2006/picture">
                 <pic:pic>
                   <pic:nvPicPr>
-                    <pic:cNvPr id="0" name="image44.jpg"/>
+                    <pic:cNvPr id="0" name="image38.png"/>
                     <pic:cNvPicPr preferRelativeResize="0"/>
                   </pic:nvPicPr>
                   <pic:blipFill>
@@ -4765,7 +4809,7 @@
                   <pic:spPr>
                     <a:xfrm>
                       <a:off x="0" y="0"/>
-                      <a:ext cx="2695575" cy="1647825"/>
+                      <a:ext cx="5731200" cy="2209800"/>
                     </a:xfrm>
                     <a:prstGeom prst="rect"/>
                     <a:ln/>
@@ -4788,17 +4832,39 @@
         <w:rPr/>
       </w:pPr>
       <w:r>
+        <w:rPr>
+          <w:rtl w:val="0"/>
+        </w:rPr>
+      </w:r>
+    </w:p>
+    <w:p>
+      <w:pPr>
+        <w:jc w:val="center"/>
+        <w:rPr/>
+      </w:pPr>
+      <w:r>
+        <w:rPr>
+          <w:rtl w:val="0"/>
+        </w:rPr>
+      </w:r>
+    </w:p>
+    <w:p>
+      <w:pPr>
+        <w:jc w:val="center"/>
+        <w:rPr/>
+      </w:pPr>
+      <w:r>
         <w:rPr/>
         <w:drawing>
           <wp:inline distB="114300" distT="114300" distL="114300" distR="114300">
-            <wp:extent cx="5731200" cy="2425700"/>
+            <wp:extent cx="5731200" cy="1562100"/>
             <wp:effectExtent b="0" l="0" r="0" t="0"/>
-            <wp:docPr id="24" name="image25.jpg"/>
+            <wp:docPr id="3" name="image7.png"/>
             <a:graphic>
               <a:graphicData uri="http://schemas.openxmlformats.org/drawingml/2006/picture">
                 <pic:pic>
                   <pic:nvPicPr>
-                    <pic:cNvPr id="0" name="image25.jpg"/>
+                    <pic:cNvPr id="0" name="image7.png"/>
                     <pic:cNvPicPr preferRelativeResize="0"/>
                   </pic:nvPicPr>
                   <pic:blipFill>
@@ -4811,7 +4877,7 @@
                   <pic:spPr>
                     <a:xfrm>
                       <a:off x="0" y="0"/>
-                      <a:ext cx="5731200" cy="2425700"/>
+                      <a:ext cx="5731200" cy="1562100"/>
                     </a:xfrm>
                     <a:prstGeom prst="rect"/>
                     <a:ln/>
@@ -4830,26 +4896,49 @@
     </w:p>
     <w:p>
       <w:pPr>
+        <w:jc w:val="both"/>
+        <w:rPr/>
+      </w:pPr>
+      <w:r>
+        <w:rPr>
+          <w:rtl w:val="0"/>
+        </w:rPr>
+      </w:r>
+    </w:p>
+    <w:p>
+      <w:pPr>
+        <w:pStyle w:val="Heading1"/>
+        <w:keepNext w:val="0"/>
+        <w:keepLines w:val="0"/>
+        <w:spacing w:after="0" w:before="0" w:lineRule="auto"/>
         <w:jc w:val="center"/>
-        <w:rPr/>
-      </w:pPr>
-      <w:r>
-        <w:rPr/>
+        <w:rPr>
+          <w:sz w:val="22"/>
+          <w:szCs w:val="22"/>
+        </w:rPr>
+      </w:pPr>
+      <w:bookmarkStart w:colFirst="0" w:colLast="0" w:name="_68ybdbnjemy4" w:id="18"/>
+      <w:bookmarkEnd w:id="18"/>
+      <w:r>
+        <w:rPr>
+          <w:sz w:val="22"/>
+          <w:szCs w:val="22"/>
+        </w:rPr>
         <w:drawing>
           <wp:inline distB="114300" distT="114300" distL="114300" distR="114300">
-            <wp:extent cx="5731200" cy="1587500"/>
+            <wp:extent cx="5731200" cy="2476500"/>
             <wp:effectExtent b="0" l="0" r="0" t="0"/>
-            <wp:docPr id="37" name="image26.jpg"/>
+            <wp:docPr id="42" name="image32.png"/>
             <a:graphic>
               <a:graphicData uri="http://schemas.openxmlformats.org/drawingml/2006/picture">
                 <pic:pic>
                   <pic:nvPicPr>
-                    <pic:cNvPr id="0" name="image26.jpg"/>
+                    <pic:cNvPr id="0" name="image32.png"/>
                     <pic:cNvPicPr preferRelativeResize="0"/>
                   </pic:nvPicPr>
                   <pic:blipFill>
                     <a:blip r:embed="rId13"/>
-                    <a:srcRect b="179" l="0" r="0" t="179"/>
+                    <a:srcRect b="0" l="0" r="0" t="0"/>
                     <a:stretch>
                       <a:fillRect/>
                     </a:stretch>
@@ -4857,7 +4946,7 @@
                   <pic:spPr>
                     <a:xfrm>
                       <a:off x="0" y="0"/>
-                      <a:ext cx="5731200" cy="1587500"/>
+                      <a:ext cx="5731200" cy="2476500"/>
                     </a:xfrm>
                     <a:prstGeom prst="rect"/>
                     <a:ln/>
@@ -4876,49 +4965,36 @@
     </w:p>
     <w:p>
       <w:pPr>
-        <w:jc w:val="both"/>
-        <w:rPr/>
-      </w:pPr>
-      <w:r>
-        <w:rPr>
-          <w:rtl w:val="0"/>
-        </w:rPr>
-      </w:r>
-    </w:p>
-    <w:p>
-      <w:pPr>
-        <w:pStyle w:val="Heading1"/>
-        <w:keepNext w:val="0"/>
-        <w:keepLines w:val="0"/>
-        <w:spacing w:after="0" w:before="0" w:lineRule="auto"/>
+        <w:rPr/>
+      </w:pPr>
+      <w:r>
+        <w:rPr>
+          <w:rtl w:val="0"/>
+        </w:rPr>
+      </w:r>
+    </w:p>
+    <w:p>
+      <w:pPr>
         <w:jc w:val="center"/>
-        <w:rPr>
-          <w:sz w:val="22"/>
-          <w:szCs w:val="22"/>
-        </w:rPr>
-      </w:pPr>
-      <w:bookmarkStart w:colFirst="0" w:colLast="0" w:name="_68ybdbnjemy4" w:id="18"/>
-      <w:bookmarkEnd w:id="18"/>
-      <w:r>
-        <w:rPr>
-          <w:sz w:val="22"/>
-          <w:szCs w:val="22"/>
-        </w:rPr>
+        <w:rPr/>
+      </w:pPr>
+      <w:r>
+        <w:rPr/>
         <w:drawing>
           <wp:inline distB="114300" distT="114300" distL="114300" distR="114300">
-            <wp:extent cx="5731200" cy="1917700"/>
+            <wp:extent cx="5731200" cy="2781300"/>
             <wp:effectExtent b="0" l="0" r="0" t="0"/>
-            <wp:docPr id="47" name="image41.jpg"/>
+            <wp:docPr id="43" name="image40.png"/>
             <a:graphic>
               <a:graphicData uri="http://schemas.openxmlformats.org/drawingml/2006/picture">
                 <pic:pic>
                   <pic:nvPicPr>
-                    <pic:cNvPr id="0" name="image41.jpg"/>
+                    <pic:cNvPr id="0" name="image40.png"/>
                     <pic:cNvPicPr preferRelativeResize="0"/>
                   </pic:nvPicPr>
                   <pic:blipFill>
                     <a:blip r:embed="rId14"/>
-                    <a:srcRect b="57" l="0" r="0" t="57"/>
+                    <a:srcRect b="0" l="0" r="0" t="0"/>
                     <a:stretch>
                       <a:fillRect/>
                     </a:stretch>
@@ -4926,7 +5002,7 @@
                   <pic:spPr>
                     <a:xfrm>
                       <a:off x="0" y="0"/>
-                      <a:ext cx="5731200" cy="1917700"/>
+                      <a:ext cx="5731200" cy="2781300"/>
                     </a:xfrm>
                     <a:prstGeom prst="rect"/>
                     <a:ln/>
@@ -4945,6 +5021,28 @@
     </w:p>
     <w:p>
       <w:pPr>
+        <w:jc w:val="both"/>
+        <w:rPr/>
+      </w:pPr>
+      <w:r>
+        <w:rPr>
+          <w:rtl w:val="0"/>
+        </w:rPr>
+      </w:r>
+    </w:p>
+    <w:p>
+      <w:pPr>
+        <w:jc w:val="both"/>
+        <w:rPr/>
+      </w:pPr>
+      <w:r>
+        <w:rPr>
+          <w:rtl w:val="0"/>
+        </w:rPr>
+      </w:r>
+    </w:p>
+    <w:p>
+      <w:pPr>
         <w:jc w:val="center"/>
         <w:rPr/>
       </w:pPr>
@@ -4952,14 +5050,14 @@
         <w:rPr/>
         <w:drawing>
           <wp:inline distB="114300" distT="114300" distL="114300" distR="114300">
-            <wp:extent cx="4543425" cy="1924050"/>
+            <wp:extent cx="4781550" cy="3371850"/>
             <wp:effectExtent b="0" l="0" r="0" t="0"/>
-            <wp:docPr id="16" name="image5.jpg"/>
+            <wp:docPr id="16" name="image11.png"/>
             <a:graphic>
               <a:graphicData uri="http://schemas.openxmlformats.org/drawingml/2006/picture">
                 <pic:pic>
                   <pic:nvPicPr>
-                    <pic:cNvPr id="0" name="image5.jpg"/>
+                    <pic:cNvPr id="0" name="image11.png"/>
                     <pic:cNvPicPr preferRelativeResize="0"/>
                   </pic:nvPicPr>
                   <pic:blipFill>
@@ -4972,7 +5070,7 @@
                   <pic:spPr>
                     <a:xfrm>
                       <a:off x="0" y="0"/>
-                      <a:ext cx="4543425" cy="1924050"/>
+                      <a:ext cx="4781550" cy="3371850"/>
                     </a:xfrm>
                     <a:prstGeom prst="rect"/>
                     <a:ln/>
@@ -4991,18 +5089,7 @@
     </w:p>
     <w:p>
       <w:pPr>
-        <w:jc w:val="both"/>
-        <w:rPr/>
-      </w:pPr>
-      <w:r>
-        <w:rPr>
-          <w:rtl w:val="0"/>
-        </w:rPr>
-      </w:r>
-    </w:p>
-    <w:p>
-      <w:pPr>
-        <w:jc w:val="both"/>
+        <w:jc w:val="center"/>
         <w:rPr/>
       </w:pPr>
       <w:r>
@@ -5020,14 +5107,14 @@
         <w:rPr/>
         <w:drawing>
           <wp:inline distB="114300" distT="114300" distL="114300" distR="114300">
-            <wp:extent cx="2733675" cy="1647825"/>
+            <wp:extent cx="5731200" cy="1638300"/>
             <wp:effectExtent b="0" l="0" r="0" t="0"/>
-            <wp:docPr id="5" name="image10.jpg"/>
+            <wp:docPr id="26" name="image20.png"/>
             <a:graphic>
               <a:graphicData uri="http://schemas.openxmlformats.org/drawingml/2006/picture">
                 <pic:pic>
                   <pic:nvPicPr>
-                    <pic:cNvPr id="0" name="image10.jpg"/>
+                    <pic:cNvPr id="0" name="image20.png"/>
                     <pic:cNvPicPr preferRelativeResize="0"/>
                   </pic:nvPicPr>
                   <pic:blipFill>
@@ -5040,7 +5127,7 @@
                   <pic:spPr>
                     <a:xfrm>
                       <a:off x="0" y="0"/>
-                      <a:ext cx="2733675" cy="1647825"/>
+                      <a:ext cx="5731200" cy="1638300"/>
                     </a:xfrm>
                     <a:prstGeom prst="rect"/>
                     <a:ln/>
@@ -5059,89 +5146,43 @@
     </w:p>
     <w:p>
       <w:pPr>
-        <w:jc w:val="center"/>
-        <w:rPr/>
-      </w:pPr>
+        <w:pStyle w:val="Heading1"/>
+        <w:jc w:val="both"/>
+        <w:rPr/>
+      </w:pPr>
+      <w:bookmarkStart w:colFirst="0" w:colLast="0" w:name="_jd0qc0bngsr4" w:id="19"/>
+      <w:bookmarkEnd w:id="19"/>
+      <w:r>
+        <w:rPr>
+          <w:rtl w:val="0"/>
+        </w:rPr>
+        <w:t xml:space="preserve">5 - Diagrama de flujo</w:t>
+      </w:r>
+    </w:p>
+    <w:p>
+      <w:pPr>
+        <w:pStyle w:val="Heading1"/>
+        <w:jc w:val="both"/>
+        <w:rPr/>
+      </w:pPr>
+      <w:bookmarkStart w:colFirst="0" w:colLast="0" w:name="_gtum13x0gxoe" w:id="20"/>
+      <w:bookmarkEnd w:id="20"/>
       <w:r>
         <w:rPr/>
         <w:drawing>
           <wp:inline distB="114300" distT="114300" distL="114300" distR="114300">
-            <wp:extent cx="5731200" cy="1460500"/>
+            <wp:extent cx="5731200" cy="4978400"/>
             <wp:effectExtent b="0" l="0" r="0" t="0"/>
-            <wp:docPr id="41" name="image43.jpg"/>
+            <wp:docPr id="31" name="image48.jpg"/>
             <a:graphic>
               <a:graphicData uri="http://schemas.openxmlformats.org/drawingml/2006/picture">
                 <pic:pic>
                   <pic:nvPicPr>
-                    <pic:cNvPr id="0" name="image43.jpg"/>
+                    <pic:cNvPr id="0" name="image48.jpg"/>
                     <pic:cNvPicPr preferRelativeResize="0"/>
                   </pic:nvPicPr>
                   <pic:blipFill>
                     <a:blip r:embed="rId17"/>
-                    <a:srcRect b="0" l="0" r="0" t="0"/>
-                    <a:stretch>
-                      <a:fillRect/>
-                    </a:stretch>
-                  </pic:blipFill>
-                  <pic:spPr>
-                    <a:xfrm>
-                      <a:off x="0" y="0"/>
-                      <a:ext cx="5731200" cy="1460500"/>
-                    </a:xfrm>
-                    <a:prstGeom prst="rect"/>
-                    <a:ln/>
-                  </pic:spPr>
-                </pic:pic>
-              </a:graphicData>
-            </a:graphic>
-          </wp:inline>
-        </w:drawing>
-      </w:r>
-      <w:r>
-        <w:rPr>
-          <w:rtl w:val="0"/>
-        </w:rPr>
-      </w:r>
-    </w:p>
-    <w:p>
-      <w:pPr>
-        <w:pStyle w:val="Heading1"/>
-        <w:jc w:val="both"/>
-        <w:rPr/>
-      </w:pPr>
-      <w:bookmarkStart w:colFirst="0" w:colLast="0" w:name="_jd0qc0bngsr4" w:id="19"/>
-      <w:bookmarkEnd w:id="19"/>
-      <w:r>
-        <w:rPr>
-          <w:rtl w:val="0"/>
-        </w:rPr>
-        <w:t xml:space="preserve">5 - Diagrama de flujo</w:t>
-      </w:r>
-    </w:p>
-    <w:p>
-      <w:pPr>
-        <w:pStyle w:val="Heading1"/>
-        <w:jc w:val="both"/>
-        <w:rPr/>
-      </w:pPr>
-      <w:bookmarkStart w:colFirst="0" w:colLast="0" w:name="_gtum13x0gxoe" w:id="20"/>
-      <w:bookmarkEnd w:id="20"/>
-      <w:r>
-        <w:rPr/>
-        <w:drawing>
-          <wp:inline distB="114300" distT="114300" distL="114300" distR="114300">
-            <wp:extent cx="5731200" cy="4978400"/>
-            <wp:effectExtent b="0" l="0" r="0" t="0"/>
-            <wp:docPr id="29" name="image49.jpg"/>
-            <a:graphic>
-              <a:graphicData uri="http://schemas.openxmlformats.org/drawingml/2006/picture">
-                <pic:pic>
-                  <pic:nvPicPr>
-                    <pic:cNvPr id="0" name="image49.jpg"/>
-                    <pic:cNvPicPr preferRelativeResize="0"/>
-                  </pic:nvPicPr>
-                  <pic:blipFill>
-                    <a:blip r:embed="rId18"/>
                     <a:srcRect b="0" l="0" r="0" t="0"/>
                     <a:stretch>
                       <a:fillRect/>
@@ -5264,16 +5305,16 @@
             <wp:extent cx="2290763" cy="4127082"/>
             <wp:effectExtent b="0" l="0" r="0" t="0"/>
             <wp:wrapSquare wrapText="bothSides" distB="114300" distT="114300" distL="114300" distR="114300"/>
-            <wp:docPr id="28" name="image18.png"/>
+            <wp:docPr id="30" name="image21.png"/>
             <a:graphic>
               <a:graphicData uri="http://schemas.openxmlformats.org/drawingml/2006/picture">
                 <pic:pic>
                   <pic:nvPicPr>
-                    <pic:cNvPr id="0" name="image18.png"/>
+                    <pic:cNvPr id="0" name="image21.png"/>
                     <pic:cNvPicPr preferRelativeResize="0"/>
                   </pic:nvPicPr>
                   <pic:blipFill>
-                    <a:blip r:embed="rId19"/>
+                    <a:blip r:embed="rId18"/>
                     <a:srcRect b="0" l="0" r="0" t="0"/>
                     <a:stretch>
                       <a:fillRect/>
@@ -5306,16 +5347,16 @@
             <wp:extent cx="2300288" cy="4115282"/>
             <wp:effectExtent b="0" l="0" r="0" t="0"/>
             <wp:wrapSquare wrapText="bothSides" distB="114300" distT="114300" distL="114300" distR="114300"/>
-            <wp:docPr id="34" name="image29.png"/>
+            <wp:docPr id="34" name="image31.png"/>
             <a:graphic>
               <a:graphicData uri="http://schemas.openxmlformats.org/drawingml/2006/picture">
                 <pic:pic>
                   <pic:nvPicPr>
-                    <pic:cNvPr id="0" name="image29.png"/>
+                    <pic:cNvPr id="0" name="image31.png"/>
                     <pic:cNvPicPr preferRelativeResize="0"/>
                   </pic:nvPicPr>
                   <pic:blipFill>
-                    <a:blip r:embed="rId20"/>
+                    <a:blip r:embed="rId19"/>
                     <a:srcRect b="0" l="0" r="0" t="0"/>
                     <a:stretch>
                       <a:fillRect/>
@@ -5348,16 +5389,16 @@
             <wp:extent cx="2309813" cy="4131777"/>
             <wp:effectExtent b="0" l="0" r="0" t="0"/>
             <wp:wrapSquare wrapText="bothSides" distB="114300" distT="114300" distL="114300" distR="114300"/>
-            <wp:docPr id="27" name="image42.png"/>
+            <wp:docPr id="28" name="image28.png"/>
             <a:graphic>
               <a:graphicData uri="http://schemas.openxmlformats.org/drawingml/2006/picture">
                 <pic:pic>
                   <pic:nvPicPr>
-                    <pic:cNvPr id="0" name="image42.png"/>
+                    <pic:cNvPr id="0" name="image28.png"/>
                     <pic:cNvPicPr preferRelativeResize="0"/>
                   </pic:nvPicPr>
                   <pic:blipFill>
-                    <a:blip r:embed="rId21"/>
+                    <a:blip r:embed="rId20"/>
                     <a:srcRect b="520" l="0" r="0" t="520"/>
                     <a:stretch>
                       <a:fillRect/>
@@ -5389,16 +5430,16 @@
           <wp:inline distB="114300" distT="114300" distL="114300" distR="114300">
             <wp:extent cx="2506658" cy="4145626"/>
             <wp:effectExtent b="0" l="0" r="0" t="0"/>
-            <wp:docPr id="36" name="image35.png"/>
+            <wp:docPr id="37" name="image34.png"/>
             <a:graphic>
               <a:graphicData uri="http://schemas.openxmlformats.org/drawingml/2006/picture">
                 <pic:pic>
                   <pic:nvPicPr>
-                    <pic:cNvPr id="0" name="image35.png"/>
+                    <pic:cNvPr id="0" name="image34.png"/>
                     <pic:cNvPicPr preferRelativeResize="0"/>
                   </pic:nvPicPr>
                   <pic:blipFill>
-                    <a:blip r:embed="rId22"/>
+                    <a:blip r:embed="rId21"/>
                     <a:srcRect b="0" l="0" r="0" t="0"/>
                     <a:stretch>
                       <a:fillRect/>
@@ -5438,16 +5479,16 @@
           <wp:inline distB="114300" distT="114300" distL="114300" distR="114300">
             <wp:extent cx="2290763" cy="4115173"/>
             <wp:effectExtent b="0" l="0" r="0" t="0"/>
-            <wp:docPr id="22" name="image24.png"/>
+            <wp:docPr id="22" name="image25.png"/>
             <a:graphic>
               <a:graphicData uri="http://schemas.openxmlformats.org/drawingml/2006/picture">
                 <pic:pic>
                   <pic:nvPicPr>
-                    <pic:cNvPr id="0" name="image24.png"/>
+                    <pic:cNvPr id="0" name="image25.png"/>
                     <pic:cNvPicPr preferRelativeResize="0"/>
                   </pic:nvPicPr>
                   <pic:blipFill>
-                    <a:blip r:embed="rId23"/>
+                    <a:blip r:embed="rId22"/>
                     <a:srcRect b="0" l="0" r="0" t="0"/>
                     <a:stretch>
                       <a:fillRect/>
@@ -5473,16 +5514,16 @@
           <wp:inline distB="114300" distT="114300" distL="114300" distR="114300">
             <wp:extent cx="2309813" cy="4111658"/>
             <wp:effectExtent b="0" l="0" r="0" t="0"/>
-            <wp:docPr id="13" name="image6.png"/>
+            <wp:docPr id="12" name="image3.png"/>
             <a:graphic>
               <a:graphicData uri="http://schemas.openxmlformats.org/drawingml/2006/picture">
                 <pic:pic>
                   <pic:nvPicPr>
-                    <pic:cNvPr id="0" name="image6.png"/>
+                    <pic:cNvPr id="0" name="image3.png"/>
                     <pic:cNvPicPr preferRelativeResize="0"/>
                   </pic:nvPicPr>
                   <pic:blipFill>
-                    <a:blip r:embed="rId24"/>
+                    <a:blip r:embed="rId23"/>
                     <a:srcRect b="0" l="0" r="0" t="0"/>
                     <a:stretch>
                       <a:fillRect/>
@@ -5508,16 +5549,16 @@
           <wp:inline distB="114300" distT="114300" distL="114300" distR="114300">
             <wp:extent cx="2281314" cy="4119563"/>
             <wp:effectExtent b="0" l="0" r="0" t="0"/>
-            <wp:docPr id="43" name="image33.png"/>
+            <wp:docPr id="45" name="image46.png"/>
             <a:graphic>
               <a:graphicData uri="http://schemas.openxmlformats.org/drawingml/2006/picture">
                 <pic:pic>
                   <pic:nvPicPr>
-                    <pic:cNvPr id="0" name="image33.png"/>
+                    <pic:cNvPr id="0" name="image46.png"/>
                     <pic:cNvPicPr preferRelativeResize="0"/>
                   </pic:nvPicPr>
                   <pic:blipFill>
-                    <a:blip r:embed="rId25"/>
+                    <a:blip r:embed="rId24"/>
                     <a:srcRect b="0" l="0" r="0" t="0"/>
                     <a:stretch>
                       <a:fillRect/>
@@ -5543,16 +5584,16 @@
           <wp:inline distB="114300" distT="114300" distL="114300" distR="114300">
             <wp:extent cx="2347913" cy="4193391"/>
             <wp:effectExtent b="0" l="0" r="0" t="0"/>
-            <wp:docPr id="48" name="image46.png"/>
+            <wp:docPr id="47" name="image41.png"/>
             <a:graphic>
               <a:graphicData uri="http://schemas.openxmlformats.org/drawingml/2006/picture">
                 <pic:pic>
                   <pic:nvPicPr>
-                    <pic:cNvPr id="0" name="image46.png"/>
+                    <pic:cNvPr id="0" name="image41.png"/>
                     <pic:cNvPicPr preferRelativeResize="0"/>
                   </pic:nvPicPr>
                   <pic:blipFill>
-                    <a:blip r:embed="rId26"/>
+                    <a:blip r:embed="rId25"/>
                     <a:srcRect b="0" l="0" r="0" t="0"/>
                     <a:stretch>
                       <a:fillRect/>
@@ -5578,16 +5619,16 @@
           <wp:inline distB="114300" distT="114300" distL="114300" distR="114300">
             <wp:extent cx="2366963" cy="4252835"/>
             <wp:effectExtent b="0" l="0" r="0" t="0"/>
-            <wp:docPr id="2" name="image11.png"/>
+            <wp:docPr id="2" name="image8.png"/>
             <a:graphic>
               <a:graphicData uri="http://schemas.openxmlformats.org/drawingml/2006/picture">
                 <pic:pic>
                   <pic:nvPicPr>
-                    <pic:cNvPr id="0" name="image11.png"/>
+                    <pic:cNvPr id="0" name="image8.png"/>
                     <pic:cNvPicPr preferRelativeResize="0"/>
                   </pic:nvPicPr>
                   <pic:blipFill>
-                    <a:blip r:embed="rId27"/>
+                    <a:blip r:embed="rId26"/>
                     <a:srcRect b="0" l="0" r="0" t="0"/>
                     <a:stretch>
                       <a:fillRect/>
@@ -5613,16 +5654,16 @@
           <wp:inline distB="114300" distT="114300" distL="114300" distR="114300">
             <wp:extent cx="2366963" cy="4246609"/>
             <wp:effectExtent b="0" l="0" r="0" t="0"/>
-            <wp:docPr id="25" name="image23.png"/>
+            <wp:docPr id="25" name="image27.png"/>
             <a:graphic>
               <a:graphicData uri="http://schemas.openxmlformats.org/drawingml/2006/picture">
                 <pic:pic>
                   <pic:nvPicPr>
-                    <pic:cNvPr id="0" name="image23.png"/>
+                    <pic:cNvPr id="0" name="image27.png"/>
                     <pic:cNvPicPr preferRelativeResize="0"/>
                   </pic:nvPicPr>
                   <pic:blipFill>
-                    <a:blip r:embed="rId28"/>
+                    <a:blip r:embed="rId27"/>
                     <a:srcRect b="0" l="0" r="0" t="0"/>
                     <a:stretch>
                       <a:fillRect/>
@@ -5648,16 +5689,16 @@
           <wp:inline distB="114300" distT="114300" distL="114300" distR="114300">
             <wp:extent cx="2370994" cy="4256362"/>
             <wp:effectExtent b="0" l="0" r="0" t="0"/>
-            <wp:docPr id="39" name="image37.png"/>
+            <wp:docPr id="39" name="image33.png"/>
             <a:graphic>
               <a:graphicData uri="http://schemas.openxmlformats.org/drawingml/2006/picture">
                 <pic:pic>
                   <pic:nvPicPr>
-                    <pic:cNvPr id="0" name="image37.png"/>
+                    <pic:cNvPr id="0" name="image33.png"/>
                     <pic:cNvPicPr preferRelativeResize="0"/>
                   </pic:nvPicPr>
                   <pic:blipFill>
-                    <a:blip r:embed="rId29"/>
+                    <a:blip r:embed="rId28"/>
                     <a:srcRect b="738" l="0" r="0" t="738"/>
                     <a:stretch>
                       <a:fillRect/>
@@ -5683,16 +5724,16 @@
           <wp:inline distB="114300" distT="114300" distL="114300" distR="114300">
             <wp:extent cx="2357438" cy="4237419"/>
             <wp:effectExtent b="0" l="0" r="0" t="0"/>
-            <wp:docPr id="10" name="image19.png"/>
+            <wp:docPr id="9" name="image5.png"/>
             <a:graphic>
               <a:graphicData uri="http://schemas.openxmlformats.org/drawingml/2006/picture">
                 <pic:pic>
                   <pic:nvPicPr>
-                    <pic:cNvPr id="0" name="image19.png"/>
+                    <pic:cNvPr id="0" name="image5.png"/>
                     <pic:cNvPicPr preferRelativeResize="0"/>
                   </pic:nvPicPr>
                   <pic:blipFill>
-                    <a:blip r:embed="rId30"/>
+                    <a:blip r:embed="rId29"/>
                     <a:srcRect b="95" l="0" r="0" t="95"/>
                     <a:stretch>
                       <a:fillRect/>
@@ -5718,16 +5759,16 @@
           <wp:inline distB="114300" distT="114300" distL="114300" distR="114300">
             <wp:extent cx="2257982" cy="4049438"/>
             <wp:effectExtent b="0" l="0" r="0" t="0"/>
-            <wp:docPr id="49" name="image48.png"/>
+            <wp:docPr id="48" name="image45.png"/>
             <a:graphic>
               <a:graphicData uri="http://schemas.openxmlformats.org/drawingml/2006/picture">
                 <pic:pic>
                   <pic:nvPicPr>
-                    <pic:cNvPr id="0" name="image48.png"/>
+                    <pic:cNvPr id="0" name="image45.png"/>
                     <pic:cNvPicPr preferRelativeResize="0"/>
                   </pic:nvPicPr>
                   <pic:blipFill>
-                    <a:blip r:embed="rId31"/>
+                    <a:blip r:embed="rId30"/>
                     <a:srcRect b="60" l="0" r="0" t="60"/>
                     <a:stretch>
                       <a:fillRect/>
@@ -5753,16 +5794,16 @@
           <wp:inline distB="114300" distT="114300" distL="114300" distR="114300">
             <wp:extent cx="2319338" cy="4120005"/>
             <wp:effectExtent b="0" l="0" r="0" t="0"/>
-            <wp:docPr id="8" name="image22.png"/>
+            <wp:docPr id="7" name="image1.png"/>
             <a:graphic>
               <a:graphicData uri="http://schemas.openxmlformats.org/drawingml/2006/picture">
                 <pic:pic>
                   <pic:nvPicPr>
-                    <pic:cNvPr id="0" name="image22.png"/>
+                    <pic:cNvPr id="0" name="image1.png"/>
                     <pic:cNvPicPr preferRelativeResize="0"/>
                   </pic:nvPicPr>
                   <pic:blipFill>
-                    <a:blip r:embed="rId32"/>
+                    <a:blip r:embed="rId31"/>
                     <a:srcRect b="0" l="0" r="0" t="0"/>
                     <a:stretch>
                       <a:fillRect/>
@@ -5788,16 +5829,16 @@
           <wp:inline distB="114300" distT="114300" distL="114300" distR="114300">
             <wp:extent cx="2328863" cy="4191953"/>
             <wp:effectExtent b="0" l="0" r="0" t="0"/>
-            <wp:docPr id="26" name="image27.png"/>
+            <wp:docPr id="27" name="image24.png"/>
             <a:graphic>
               <a:graphicData uri="http://schemas.openxmlformats.org/drawingml/2006/picture">
                 <pic:pic>
                   <pic:nvPicPr>
-                    <pic:cNvPr id="0" name="image27.png"/>
+                    <pic:cNvPr id="0" name="image24.png"/>
                     <pic:cNvPicPr preferRelativeResize="0"/>
                   </pic:nvPicPr>
                   <pic:blipFill>
-                    <a:blip r:embed="rId33"/>
+                    <a:blip r:embed="rId32"/>
                     <a:srcRect b="0" l="0" r="0" t="0"/>
                     <a:stretch>
                       <a:fillRect/>
@@ -5823,16 +5864,16 @@
           <wp:inline distB="114300" distT="114300" distL="114300" distR="114300">
             <wp:extent cx="2338388" cy="4150638"/>
             <wp:effectExtent b="0" l="0" r="0" t="0"/>
-            <wp:docPr id="30" name="image28.png"/>
+            <wp:docPr id="32" name="image29.png"/>
             <a:graphic>
               <a:graphicData uri="http://schemas.openxmlformats.org/drawingml/2006/picture">
                 <pic:pic>
                   <pic:nvPicPr>
-                    <pic:cNvPr id="0" name="image28.png"/>
+                    <pic:cNvPr id="0" name="image29.png"/>
                     <pic:cNvPicPr preferRelativeResize="0"/>
                   </pic:nvPicPr>
                   <pic:blipFill>
-                    <a:blip r:embed="rId34"/>
+                    <a:blip r:embed="rId33"/>
                     <a:srcRect b="0" l="0" r="0" t="0"/>
                     <a:stretch>
                       <a:fillRect/>
@@ -5858,16 +5899,16 @@
           <wp:inline distB="114300" distT="114300" distL="114300" distR="114300">
             <wp:extent cx="2305434" cy="4157663"/>
             <wp:effectExtent b="0" l="0" r="0" t="0"/>
-            <wp:docPr id="4" name="image12.png"/>
+            <wp:docPr id="4" name="image6.png"/>
             <a:graphic>
               <a:graphicData uri="http://schemas.openxmlformats.org/drawingml/2006/picture">
                 <pic:pic>
                   <pic:nvPicPr>
-                    <pic:cNvPr id="0" name="image12.png"/>
+                    <pic:cNvPr id="0" name="image6.png"/>
                     <pic:cNvPicPr preferRelativeResize="0"/>
                   </pic:nvPicPr>
                   <pic:blipFill>
-                    <a:blip r:embed="rId35"/>
+                    <a:blip r:embed="rId34"/>
                     <a:srcRect b="277" l="0" r="0" t="277"/>
                     <a:stretch>
                       <a:fillRect/>
@@ -5893,16 +5934,16 @@
           <wp:inline distB="114300" distT="114300" distL="114300" distR="114300">
             <wp:extent cx="2338388" cy="4148436"/>
             <wp:effectExtent b="0" l="0" r="0" t="0"/>
-            <wp:docPr id="6" name="image3.png"/>
+            <wp:docPr id="5" name="image10.png"/>
             <a:graphic>
               <a:graphicData uri="http://schemas.openxmlformats.org/drawingml/2006/picture">
                 <pic:pic>
                   <pic:nvPicPr>
-                    <pic:cNvPr id="0" name="image3.png"/>
+                    <pic:cNvPr id="0" name="image10.png"/>
                     <pic:cNvPicPr preferRelativeResize="0"/>
                   </pic:nvPicPr>
                   <pic:blipFill>
-                    <a:blip r:embed="rId36"/>
+                    <a:blip r:embed="rId35"/>
                     <a:srcRect b="0" l="0" r="0" t="0"/>
                     <a:stretch>
                       <a:fillRect/>
@@ -5928,16 +5969,16 @@
           <wp:inline distB="114300" distT="114300" distL="114300" distR="114300">
             <wp:extent cx="2366963" cy="4252675"/>
             <wp:effectExtent b="0" l="0" r="0" t="0"/>
-            <wp:docPr id="15" name="image9.png"/>
+            <wp:docPr id="15" name="image12.png"/>
             <a:graphic>
               <a:graphicData uri="http://schemas.openxmlformats.org/drawingml/2006/picture">
                 <pic:pic>
                   <pic:nvPicPr>
-                    <pic:cNvPr id="0" name="image9.png"/>
+                    <pic:cNvPr id="0" name="image12.png"/>
                     <pic:cNvPicPr preferRelativeResize="0"/>
                   </pic:nvPicPr>
                   <pic:blipFill>
-                    <a:blip r:embed="rId37"/>
+                    <a:blip r:embed="rId36"/>
                     <a:srcRect b="0" l="106" r="106" t="0"/>
                     <a:stretch>
                       <a:fillRect/>
@@ -5963,16 +6004,16 @@
           <wp:inline distB="114300" distT="114300" distL="114300" distR="114300">
             <wp:extent cx="2339460" cy="4192313"/>
             <wp:effectExtent b="0" l="0" r="0" t="0"/>
-            <wp:docPr id="23" name="image7.png"/>
+            <wp:docPr id="23" name="image22.png"/>
             <a:graphic>
               <a:graphicData uri="http://schemas.openxmlformats.org/drawingml/2006/picture">
                 <pic:pic>
                   <pic:nvPicPr>
-                    <pic:cNvPr id="0" name="image7.png"/>
+                    <pic:cNvPr id="0" name="image22.png"/>
                     <pic:cNvPicPr preferRelativeResize="0"/>
                   </pic:nvPicPr>
                   <pic:blipFill>
-                    <a:blip r:embed="rId38"/>
+                    <a:blip r:embed="rId37"/>
                     <a:srcRect b="358" l="0" r="0" t="358"/>
                     <a:stretch>
                       <a:fillRect/>
@@ -6009,16 +6050,16 @@
           <wp:inline distB="114300" distT="114300" distL="114300" distR="114300">
             <wp:extent cx="2387942" cy="3957638"/>
             <wp:effectExtent b="0" l="0" r="0" t="0"/>
-            <wp:docPr id="1" name="image8.png"/>
+            <wp:docPr id="1" name="image35.png"/>
             <a:graphic>
               <a:graphicData uri="http://schemas.openxmlformats.org/drawingml/2006/picture">
                 <pic:pic>
                   <pic:nvPicPr>
-                    <pic:cNvPr id="0" name="image8.png"/>
+                    <pic:cNvPr id="0" name="image35.png"/>
                     <pic:cNvPicPr preferRelativeResize="0"/>
                   </pic:nvPicPr>
                   <pic:blipFill>
-                    <a:blip r:embed="rId39"/>
+                    <a:blip r:embed="rId38"/>
                     <a:srcRect b="0" l="0" r="0" t="0"/>
                     <a:stretch>
                       <a:fillRect/>
@@ -6044,16 +6085,16 @@
           <wp:inline distB="114300" distT="114300" distL="114300" distR="114300">
             <wp:extent cx="2376488" cy="3964365"/>
             <wp:effectExtent b="0" l="0" r="0" t="0"/>
-            <wp:docPr id="17" name="image21.png"/>
+            <wp:docPr id="17" name="image18.png"/>
             <a:graphic>
               <a:graphicData uri="http://schemas.openxmlformats.org/drawingml/2006/picture">
                 <pic:pic>
                   <pic:nvPicPr>
-                    <pic:cNvPr id="0" name="image21.png"/>
+                    <pic:cNvPr id="0" name="image18.png"/>
                     <pic:cNvPicPr preferRelativeResize="0"/>
                   </pic:nvPicPr>
                   <pic:blipFill>
-                    <a:blip r:embed="rId40"/>
+                    <a:blip r:embed="rId39"/>
                     <a:srcRect b="0" l="0" r="0" t="0"/>
                     <a:stretch>
                       <a:fillRect/>
@@ -6159,76 +6200,30 @@
         <w:rPr>
           <w:rtl w:val="0"/>
         </w:rPr>
-        <w:t xml:space="preserve"> </w:t>
-      </w:r>
-      <w:commentRangeStart w:id="0"/>
+        <w:t xml:space="preserve">  </w:t>
+      </w:r>
+    </w:p>
+    <w:p>
+      <w:pPr>
+        <w:jc w:val="both"/>
+        <w:rPr/>
+      </w:pPr>
       <w:r>
         <w:rPr/>
         <w:drawing>
           <wp:inline distB="114300" distT="114300" distL="114300" distR="114300">
-            <wp:extent cx="2014794" cy="2377976"/>
+            <wp:extent cx="5731200" cy="2057400"/>
             <wp:effectExtent b="0" l="0" r="0" t="0"/>
-            <wp:docPr id="33" name="image36.png"/>
+            <wp:docPr id="38" name="image30.jpg"/>
             <a:graphic>
               <a:graphicData uri="http://schemas.openxmlformats.org/drawingml/2006/picture">
                 <pic:pic>
                   <pic:nvPicPr>
-                    <pic:cNvPr id="0" name="image36.png"/>
+                    <pic:cNvPr id="0" name="image30.jpg"/>
                     <pic:cNvPicPr preferRelativeResize="0"/>
                   </pic:nvPicPr>
                   <pic:blipFill>
-                    <a:blip r:embed="rId41"/>
-                    <a:srcRect b="0" l="0" r="0" t="0"/>
-                    <a:stretch>
-                      <a:fillRect/>
-                    </a:stretch>
-                  </pic:blipFill>
-                  <pic:spPr>
-                    <a:xfrm>
-                      <a:off x="0" y="0"/>
-                      <a:ext cx="2014794" cy="2377976"/>
-                    </a:xfrm>
-                    <a:prstGeom prst="rect"/>
-                    <a:ln/>
-                  </pic:spPr>
-                </pic:pic>
-              </a:graphicData>
-            </a:graphic>
-          </wp:inline>
-        </w:drawing>
-      </w:r>
-      <w:commentRangeEnd w:id="0"/>
-      <w:r>
-        <w:commentReference w:id="0"/>
-      </w:r>
-      <w:r>
-        <w:rPr>
-          <w:rtl w:val="0"/>
-        </w:rPr>
-        <w:t xml:space="preserve"> </w:t>
-      </w:r>
-    </w:p>
-    <w:p>
-      <w:pPr>
-        <w:jc w:val="both"/>
-        <w:rPr/>
-      </w:pPr>
-      <w:r>
-        <w:rPr/>
-        <w:drawing>
-          <wp:inline distB="114300" distT="114300" distL="114300" distR="114300">
-            <wp:extent cx="5731200" cy="2057400"/>
-            <wp:effectExtent b="0" l="0" r="0" t="0"/>
-            <wp:docPr id="38" name="image38.jpg"/>
-            <a:graphic>
-              <a:graphicData uri="http://schemas.openxmlformats.org/drawingml/2006/picture">
-                <pic:pic>
-                  <pic:nvPicPr>
-                    <pic:cNvPr id="0" name="image38.jpg"/>
-                    <pic:cNvPicPr preferRelativeResize="0"/>
-                  </pic:nvPicPr>
-                  <pic:blipFill>
-                    <a:blip r:embed="rId42"/>
+                    <a:blip r:embed="rId40"/>
                     <a:srcRect b="0" l="0" r="0" t="0"/>
                     <a:stretch>
                       <a:fillRect/>
@@ -6274,6 +6269,50 @@
         <w:rPr>
           <w:rtl w:val="0"/>
         </w:rPr>
+      </w:r>
+    </w:p>
+    <w:p>
+      <w:pPr>
+        <w:jc w:val="both"/>
+        <w:rPr/>
+      </w:pPr>
+      <w:r>
+        <w:rPr>
+          <w:rtl w:val="0"/>
+        </w:rPr>
+      </w:r>
+    </w:p>
+    <w:p>
+      <w:pPr>
+        <w:jc w:val="both"/>
+        <w:rPr/>
+      </w:pPr>
+      <w:r>
+        <w:rPr>
+          <w:rtl w:val="0"/>
+        </w:rPr>
+      </w:r>
+    </w:p>
+    <w:p>
+      <w:pPr>
+        <w:jc w:val="both"/>
+        <w:rPr/>
+      </w:pPr>
+      <w:r>
+        <w:rPr>
+          <w:rtl w:val="0"/>
+        </w:rPr>
+      </w:r>
+    </w:p>
+    <w:p>
+      <w:pPr>
+        <w:jc w:val="both"/>
+        <w:rPr/>
+      </w:pPr>
+      <w:r>
+        <w:rPr>
+          <w:rtl w:val="0"/>
+        </w:rPr>
         <w:t xml:space="preserve">DIAGRAMA DE PAQUETES</w:t>
       </w:r>
     </w:p>
@@ -6299,16 +6338,16 @@
           <wp:inline distB="114300" distT="114300" distL="114300" distR="114300">
             <wp:extent cx="5731200" cy="4953000"/>
             <wp:effectExtent b="0" l="0" r="0" t="0"/>
-            <wp:docPr id="11" name="image2.jpg"/>
+            <wp:docPr id="10" name="image19.jpg"/>
             <a:graphic>
               <a:graphicData uri="http://schemas.openxmlformats.org/drawingml/2006/picture">
                 <pic:pic>
                   <pic:nvPicPr>
-                    <pic:cNvPr id="0" name="image2.jpg"/>
+                    <pic:cNvPr id="0" name="image19.jpg"/>
                     <pic:cNvPicPr preferRelativeResize="0"/>
                   </pic:nvPicPr>
                   <pic:blipFill>
-                    <a:blip r:embed="rId43"/>
+                    <a:blip r:embed="rId41"/>
                     <a:srcRect b="0" l="0" r="0" t="0"/>
                     <a:stretch>
                       <a:fillRect/>
@@ -6354,6 +6393,17 @@
         <w:rPr>
           <w:rtl w:val="0"/>
         </w:rPr>
+      </w:r>
+    </w:p>
+    <w:p>
+      <w:pPr>
+        <w:jc w:val="both"/>
+        <w:rPr/>
+      </w:pPr>
+      <w:r>
+        <w:rPr>
+          <w:rtl w:val="0"/>
+        </w:rPr>
         <w:t xml:space="preserve">El diagrama ilustra la organización jerárquica y modular de la aplicación. Se observa una estructura de capas claramente diferenciada, diseñada para maximizar la separación de responsabilidades y facilitar el mantenimiento del sistema</w:t>
       </w:r>
       <w:r>
@@ -6361,6 +6411,138 @@
           <w:rtl w:val="0"/>
         </w:rPr>
         <w:t xml:space="preserve">.</w:t>
+      </w:r>
+    </w:p>
+    <w:p>
+      <w:pPr>
+        <w:jc w:val="both"/>
+        <w:rPr/>
+      </w:pPr>
+      <w:r>
+        <w:rPr>
+          <w:rtl w:val="0"/>
+        </w:rPr>
+      </w:r>
+    </w:p>
+    <w:p>
+      <w:pPr>
+        <w:jc w:val="both"/>
+        <w:rPr/>
+      </w:pPr>
+      <w:r>
+        <w:rPr>
+          <w:rtl w:val="0"/>
+        </w:rPr>
+      </w:r>
+    </w:p>
+    <w:p>
+      <w:pPr>
+        <w:jc w:val="both"/>
+        <w:rPr/>
+      </w:pPr>
+      <w:r>
+        <w:rPr>
+          <w:rtl w:val="0"/>
+        </w:rPr>
+      </w:r>
+    </w:p>
+    <w:p>
+      <w:pPr>
+        <w:jc w:val="both"/>
+        <w:rPr/>
+      </w:pPr>
+      <w:r>
+        <w:rPr>
+          <w:rtl w:val="0"/>
+        </w:rPr>
+      </w:r>
+    </w:p>
+    <w:p>
+      <w:pPr>
+        <w:jc w:val="both"/>
+        <w:rPr/>
+      </w:pPr>
+      <w:r>
+        <w:rPr>
+          <w:rtl w:val="0"/>
+        </w:rPr>
+      </w:r>
+    </w:p>
+    <w:p>
+      <w:pPr>
+        <w:jc w:val="both"/>
+        <w:rPr/>
+      </w:pPr>
+      <w:r>
+        <w:rPr>
+          <w:rtl w:val="0"/>
+        </w:rPr>
+      </w:r>
+    </w:p>
+    <w:p>
+      <w:pPr>
+        <w:jc w:val="both"/>
+        <w:rPr/>
+      </w:pPr>
+      <w:r>
+        <w:rPr>
+          <w:rtl w:val="0"/>
+        </w:rPr>
+      </w:r>
+    </w:p>
+    <w:p>
+      <w:pPr>
+        <w:jc w:val="both"/>
+        <w:rPr/>
+      </w:pPr>
+      <w:r>
+        <w:rPr>
+          <w:rtl w:val="0"/>
+        </w:rPr>
+      </w:r>
+    </w:p>
+    <w:p>
+      <w:pPr>
+        <w:jc w:val="both"/>
+        <w:rPr/>
+      </w:pPr>
+      <w:r>
+        <w:rPr>
+          <w:rtl w:val="0"/>
+        </w:rPr>
+      </w:r>
+    </w:p>
+    <w:p>
+      <w:pPr>
+        <w:jc w:val="both"/>
+        <w:rPr/>
+      </w:pPr>
+      <w:r>
+        <w:rPr>
+          <w:rtl w:val="0"/>
+        </w:rPr>
+      </w:r>
+    </w:p>
+    <w:p>
+      <w:pPr>
+        <w:jc w:val="both"/>
+        <w:rPr/>
+      </w:pPr>
+      <w:r>
+        <w:rPr>
+          <w:rtl w:val="0"/>
+        </w:rPr>
+      </w:r>
+    </w:p>
+    <w:p>
+      <w:pPr>
+        <w:jc w:val="both"/>
+        <w:rPr/>
+      </w:pPr>
+      <w:r>
+        <w:rPr>
+          <w:rtl w:val="0"/>
+        </w:rPr>
       </w:r>
     </w:p>
     <w:p>
@@ -6419,16 +6601,16 @@
           <wp:inline distB="114300" distT="114300" distL="114300" distR="114300">
             <wp:extent cx="5731200" cy="3810000"/>
             <wp:effectExtent b="0" l="0" r="0" t="0"/>
-            <wp:docPr id="19" name="image17.jpg"/>
+            <wp:docPr id="19" name="image16.jpg"/>
             <a:graphic>
               <a:graphicData uri="http://schemas.openxmlformats.org/drawingml/2006/picture">
                 <pic:pic>
                   <pic:nvPicPr>
-                    <pic:cNvPr id="0" name="image17.jpg"/>
+                    <pic:cNvPr id="0" name="image16.jpg"/>
                     <pic:cNvPicPr preferRelativeResize="0"/>
                   </pic:nvPicPr>
                   <pic:blipFill>
-                    <a:blip r:embed="rId44"/>
+                    <a:blip r:embed="rId42"/>
                     <a:srcRect b="0" l="0" r="0" t="0"/>
                     <a:stretch>
                       <a:fillRect/>
@@ -6500,16 +6682,16 @@
             <wp:extent cx="5748338" cy="2683194"/>
             <wp:effectExtent b="0" l="0" r="0" t="0"/>
             <wp:wrapSquare wrapText="bothSides" distB="114300" distT="114300" distL="114300" distR="114300"/>
-            <wp:docPr id="32" name="image31.png"/>
+            <wp:docPr id="33" name="image39.png"/>
             <a:graphic>
               <a:graphicData uri="http://schemas.openxmlformats.org/drawingml/2006/picture">
                 <pic:pic>
                   <pic:nvPicPr>
-                    <pic:cNvPr id="0" name="image31.png"/>
+                    <pic:cNvPr id="0" name="image39.png"/>
                     <pic:cNvPicPr preferRelativeResize="0"/>
                   </pic:nvPicPr>
                   <pic:blipFill>
-                    <a:blip r:embed="rId45"/>
+                    <a:blip r:embed="rId43"/>
                     <a:srcRect b="0" l="0" r="0" t="0"/>
                     <a:stretch>
                       <a:fillRect/>
@@ -6608,16 +6790,16 @@
           <wp:inline distB="114300" distT="114300" distL="114300" distR="114300">
             <wp:extent cx="5510213" cy="2755106"/>
             <wp:effectExtent b="0" l="0" r="0" t="0"/>
-            <wp:docPr id="21" name="image20.png"/>
+            <wp:docPr id="21" name="image37.png"/>
             <a:graphic>
               <a:graphicData uri="http://schemas.openxmlformats.org/drawingml/2006/picture">
                 <pic:pic>
                   <pic:nvPicPr>
-                    <pic:cNvPr id="0" name="image20.png"/>
+                    <pic:cNvPr id="0" name="image37.png"/>
                     <pic:cNvPicPr preferRelativeResize="0"/>
                   </pic:nvPicPr>
                   <pic:blipFill>
-                    <a:blip r:embed="rId46"/>
+                    <a:blip r:embed="rId44"/>
                     <a:srcRect b="0" l="0" r="0" t="0"/>
                     <a:stretch>
                       <a:fillRect/>
@@ -6688,16 +6870,16 @@
           <wp:inline distB="114300" distT="114300" distL="114300" distR="114300">
             <wp:extent cx="5731200" cy="1600200"/>
             <wp:effectExtent b="0" l="0" r="0" t="0"/>
-            <wp:docPr id="45" name="image47.png"/>
+            <wp:docPr id="46" name="image43.png"/>
             <a:graphic>
               <a:graphicData uri="http://schemas.openxmlformats.org/drawingml/2006/picture">
                 <pic:pic>
                   <pic:nvPicPr>
-                    <pic:cNvPr id="0" name="image47.png"/>
+                    <pic:cNvPr id="0" name="image43.png"/>
                     <pic:cNvPicPr preferRelativeResize="0"/>
                   </pic:nvPicPr>
                   <pic:blipFill>
-                    <a:blip r:embed="rId47"/>
+                    <a:blip r:embed="rId45"/>
                     <a:srcRect b="0" l="0" r="0" t="0"/>
                     <a:stretch>
                       <a:fillRect/>
@@ -6766,7 +6948,7 @@
                     <pic:cNvPicPr preferRelativeResize="0"/>
                   </pic:nvPicPr>
                   <pic:blipFill>
-                    <a:blip r:embed="rId48"/>
+                    <a:blip r:embed="rId46"/>
                     <a:srcRect b="0" l="0" r="0" t="0"/>
                     <a:stretch>
                       <a:fillRect/>
@@ -6892,16 +7074,16 @@
           <wp:inline distB="114300" distT="114300" distL="114300" distR="114300">
             <wp:extent cx="5731200" cy="2857500"/>
             <wp:effectExtent b="0" l="0" r="0" t="0"/>
-            <wp:docPr id="7" name="image1.png"/>
+            <wp:docPr id="6" name="image17.png"/>
             <a:graphic>
               <a:graphicData uri="http://schemas.openxmlformats.org/drawingml/2006/picture">
                 <pic:pic>
                   <pic:nvPicPr>
-                    <pic:cNvPr id="0" name="image1.png"/>
+                    <pic:cNvPr id="0" name="image17.png"/>
                     <pic:cNvPicPr preferRelativeResize="0"/>
                   </pic:nvPicPr>
                   <pic:blipFill>
-                    <a:blip r:embed="rId49"/>
+                    <a:blip r:embed="rId47"/>
                     <a:srcRect b="0" l="0" r="0" t="0"/>
                     <a:stretch>
                       <a:fillRect/>
@@ -6972,16 +7154,16 @@
           <wp:inline distB="114300" distT="114300" distL="114300" distR="114300">
             <wp:extent cx="5586413" cy="2978801"/>
             <wp:effectExtent b="0" l="0" r="0" t="0"/>
-            <wp:docPr id="35" name="image32.png"/>
+            <wp:docPr id="36" name="image26.png"/>
             <a:graphic>
               <a:graphicData uri="http://schemas.openxmlformats.org/drawingml/2006/picture">
                 <pic:pic>
                   <pic:nvPicPr>
-                    <pic:cNvPr id="0" name="image32.png"/>
+                    <pic:cNvPr id="0" name="image26.png"/>
                     <pic:cNvPicPr preferRelativeResize="0"/>
                   </pic:nvPicPr>
                   <pic:blipFill>
-                    <a:blip r:embed="rId50"/>
+                    <a:blip r:embed="rId48"/>
                     <a:srcRect b="0" l="0" r="0" t="0"/>
                     <a:stretch>
                       <a:fillRect/>
@@ -7030,16 +7212,16 @@
           <wp:inline distB="114300" distT="114300" distL="114300" distR="114300">
             <wp:extent cx="5731200" cy="2476500"/>
             <wp:effectExtent b="0" l="0" r="0" t="0"/>
-            <wp:docPr id="20" name="image30.png"/>
+            <wp:docPr id="20" name="image9.png"/>
             <a:graphic>
               <a:graphicData uri="http://schemas.openxmlformats.org/drawingml/2006/picture">
                 <pic:pic>
                   <pic:nvPicPr>
-                    <pic:cNvPr id="0" name="image30.png"/>
+                    <pic:cNvPr id="0" name="image9.png"/>
                     <pic:cNvPicPr preferRelativeResize="0"/>
                   </pic:nvPicPr>
                   <pic:blipFill>
-                    <a:blip r:embed="rId51"/>
+                    <a:blip r:embed="rId49"/>
                     <a:srcRect b="0" l="0" r="0" t="0"/>
                     <a:stretch>
                       <a:fillRect/>
@@ -7121,16 +7303,16 @@
           <wp:inline distB="114300" distT="114300" distL="114300" distR="114300">
             <wp:extent cx="5481638" cy="3578544"/>
             <wp:effectExtent b="0" l="0" r="0" t="0"/>
-            <wp:docPr id="40" name="image39.png"/>
+            <wp:docPr id="41" name="image44.png"/>
             <a:graphic>
               <a:graphicData uri="http://schemas.openxmlformats.org/drawingml/2006/picture">
                 <pic:pic>
                   <pic:nvPicPr>
-                    <pic:cNvPr id="0" name="image39.png"/>
+                    <pic:cNvPr id="0" name="image44.png"/>
                     <pic:cNvPicPr preferRelativeResize="0"/>
                   </pic:nvPicPr>
                   <pic:blipFill>
-                    <a:blip r:embed="rId52"/>
+                    <a:blip r:embed="rId50"/>
                     <a:srcRect b="0" l="0" r="0" t="0"/>
                     <a:stretch>
                       <a:fillRect/>
@@ -7190,16 +7372,16 @@
           <wp:inline distB="114300" distT="114300" distL="114300" distR="114300">
             <wp:extent cx="5434013" cy="3827278"/>
             <wp:effectExtent b="0" l="0" r="0" t="0"/>
-            <wp:docPr id="42" name="image40.png"/>
+            <wp:docPr id="44" name="image42.png"/>
             <a:graphic>
               <a:graphicData uri="http://schemas.openxmlformats.org/drawingml/2006/picture">
                 <pic:pic>
                   <pic:nvPicPr>
-                    <pic:cNvPr id="0" name="image40.png"/>
+                    <pic:cNvPr id="0" name="image42.png"/>
                     <pic:cNvPicPr preferRelativeResize="0"/>
                   </pic:nvPicPr>
                   <pic:blipFill>
-                    <a:blip r:embed="rId53"/>
+                    <a:blip r:embed="rId51"/>
                     <a:srcRect b="0" l="0" r="0" t="0"/>
                     <a:stretch>
                       <a:fillRect/>
@@ -7270,16 +7452,16 @@
           <wp:inline distB="114300" distT="114300" distL="114300" distR="114300">
             <wp:extent cx="5731200" cy="3416300"/>
             <wp:effectExtent b="0" l="0" r="0" t="0"/>
-            <wp:docPr id="9" name="image13.png"/>
+            <wp:docPr id="8" name="image2.png"/>
             <a:graphic>
               <a:graphicData uri="http://schemas.openxmlformats.org/drawingml/2006/picture">
                 <pic:pic>
                   <pic:nvPicPr>
-                    <pic:cNvPr id="0" name="image13.png"/>
+                    <pic:cNvPr id="0" name="image2.png"/>
                     <pic:cNvPicPr preferRelativeResize="0"/>
                   </pic:nvPicPr>
                   <pic:blipFill>
-                    <a:blip r:embed="rId54"/>
+                    <a:blip r:embed="rId52"/>
                     <a:srcRect b="0" l="0" r="0" t="0"/>
                     <a:stretch>
                       <a:fillRect/>
@@ -7423,16 +7605,16 @@
           <wp:inline distB="114300" distT="114300" distL="114300" distR="114300">
             <wp:extent cx="5731200" cy="1168400"/>
             <wp:effectExtent b="0" l="0" r="0" t="0"/>
-            <wp:docPr id="12" name="image15.png"/>
+            <wp:docPr id="11" name="image13.png"/>
             <a:graphic>
               <a:graphicData uri="http://schemas.openxmlformats.org/drawingml/2006/picture">
                 <pic:pic>
                   <pic:nvPicPr>
-                    <pic:cNvPr id="0" name="image15.png"/>
+                    <pic:cNvPr id="0" name="image13.png"/>
                     <pic:cNvPicPr preferRelativeResize="0"/>
                   </pic:nvPicPr>
                   <pic:blipFill>
-                    <a:blip r:embed="rId55"/>
+                    <a:blip r:embed="rId53"/>
                     <a:srcRect b="0" l="0" r="0" t="0"/>
                     <a:stretch>
                       <a:fillRect/>
@@ -7496,6 +7678,7 @@
       <w:tr>
         <w:trPr>
           <w:cantSplit w:val="0"/>
+          <w:trHeight w:val="2250" w:hRule="atLeast"/>
           <w:tblHeader w:val="0"/>
         </w:trPr>
         <w:tc>
@@ -7511,27 +7694,146 @@
           </w:tcPr>
           <w:p>
             <w:pPr>
-              <w:spacing w:after="240" w:before="240" w:lineRule="auto"/>
+              <w:spacing w:after="0" w:before="0" w:lineRule="auto"/>
               <w:jc w:val="both"/>
-              <w:rPr/>
+              <w:rPr>
+                <w:sz w:val="20"/>
+                <w:szCs w:val="20"/>
+              </w:rPr>
             </w:pPr>
             <w:r>
               <w:rPr>
+                <w:sz w:val="20"/>
+                <w:szCs w:val="20"/>
                 <w:rtl w:val="0"/>
               </w:rPr>
-              <w:t xml:space="preserve">CREATE TABLE Quad ( Id INTEGER(10) SERIAL PRIMARY KEY, Matricula VARCHAR(8) NOT NULL, </w:t>
+              <w:t xml:space="preserve">    CREATE TABLE Quad ( </w:t>
             </w:r>
+          </w:p>
+          <w:p>
+            <w:pPr>
+              <w:spacing w:after="0" w:before="0" w:lineRule="auto"/>
+              <w:jc w:val="both"/>
+              <w:rPr>
+                <w:sz w:val="20"/>
+                <w:szCs w:val="20"/>
+              </w:rPr>
+            </w:pPr>
             <w:r>
               <w:rPr>
+                <w:sz w:val="20"/>
+                <w:szCs w:val="20"/>
                 <w:rtl w:val="0"/>
               </w:rPr>
-              <w:t xml:space="preserve">esMonoplaza</w:t>
+              <w:t xml:space="preserve">         Id INTEGER PRIMARY KEY AUTOINCREMENT, </w:t>
             </w:r>
+          </w:p>
+          <w:p>
+            <w:pPr>
+              <w:spacing w:after="0" w:before="0" w:lineRule="auto"/>
+              <w:jc w:val="both"/>
+              <w:rPr>
+                <w:sz w:val="20"/>
+                <w:szCs w:val="20"/>
+              </w:rPr>
+            </w:pPr>
             <w:r>
               <w:rPr>
+                <w:sz w:val="20"/>
+                <w:szCs w:val="20"/>
                 <w:rtl w:val="0"/>
               </w:rPr>
-              <w:t xml:space="preserve"> INTEGER(1) NOT NULL, precio NUMERIC(10) NOT NULL, descripcion VARCHAR(255), estaActivo INTEGER(1) NOT NULL);)</w:t>
+              <w:t xml:space="preserve">         Matricula TEXT NOT NULL UNIQUE, </w:t>
+            </w:r>
+          </w:p>
+          <w:p>
+            <w:pPr>
+              <w:spacing w:after="0" w:before="0" w:lineRule="auto"/>
+              <w:jc w:val="both"/>
+              <w:rPr>
+                <w:sz w:val="20"/>
+                <w:szCs w:val="20"/>
+              </w:rPr>
+            </w:pPr>
+            <w:r>
+              <w:rPr>
+                <w:sz w:val="20"/>
+                <w:szCs w:val="20"/>
+                <w:rtl w:val="0"/>
+              </w:rPr>
+              <w:t xml:space="preserve">         esMonoplaza INTEGER NOT NULL, </w:t>
+            </w:r>
+          </w:p>
+          <w:p>
+            <w:pPr>
+              <w:spacing w:after="0" w:before="0" w:lineRule="auto"/>
+              <w:jc w:val="both"/>
+              <w:rPr>
+                <w:sz w:val="20"/>
+                <w:szCs w:val="20"/>
+              </w:rPr>
+            </w:pPr>
+            <w:r>
+              <w:rPr>
+                <w:sz w:val="20"/>
+                <w:szCs w:val="20"/>
+                <w:rtl w:val="0"/>
+              </w:rPr>
+              <w:t xml:space="preserve">         precio REAL NOT NULL, </w:t>
+            </w:r>
+          </w:p>
+          <w:p>
+            <w:pPr>
+              <w:spacing w:after="0" w:before="0" w:lineRule="auto"/>
+              <w:jc w:val="both"/>
+              <w:rPr>
+                <w:sz w:val="20"/>
+                <w:szCs w:val="20"/>
+              </w:rPr>
+            </w:pPr>
+            <w:r>
+              <w:rPr>
+                <w:sz w:val="20"/>
+                <w:szCs w:val="20"/>
+                <w:rtl w:val="0"/>
+              </w:rPr>
+              <w:t xml:space="preserve">         descripcion TEXT, </w:t>
+            </w:r>
+          </w:p>
+          <w:p>
+            <w:pPr>
+              <w:spacing w:after="0" w:before="0" w:lineRule="auto"/>
+              <w:jc w:val="both"/>
+              <w:rPr>
+                <w:sz w:val="20"/>
+                <w:szCs w:val="20"/>
+              </w:rPr>
+            </w:pPr>
+            <w:r>
+              <w:rPr>
+                <w:sz w:val="20"/>
+                <w:szCs w:val="20"/>
+                <w:rtl w:val="0"/>
+              </w:rPr>
+              <w:t xml:space="preserve">         estaActivo INTEGER NOT NULL DEFAULT 1</w:t>
+            </w:r>
+          </w:p>
+          <w:p>
+            <w:pPr>
+              <w:spacing w:after="0" w:before="0" w:lineRule="auto"/>
+              <w:jc w:val="both"/>
+              <w:rPr>
+                <w:sz w:val="20"/>
+                <w:szCs w:val="20"/>
+              </w:rPr>
+            </w:pPr>
+            <w:r>
+              <w:rPr>
+                <w:sz w:val="20"/>
+                <w:szCs w:val="20"/>
+                <w:rtl w:val="0"/>
+              </w:rPr>
+              <w:t xml:space="preserve">     );</w:t>
             </w:r>
           </w:p>
         </w:tc>
@@ -7540,7 +7842,10 @@
     <w:p>
       <w:pPr>
         <w:jc w:val="both"/>
-        <w:rPr/>
+        <w:rPr>
+          <w:sz w:val="20"/>
+          <w:szCs w:val="20"/>
+        </w:rPr>
       </w:pPr>
       <w:r>
         <w:rPr>
@@ -7590,15 +7895,146 @@
           </w:tcPr>
           <w:p>
             <w:pPr>
-              <w:spacing w:after="240" w:before="240" w:lineRule="auto"/>
+              <w:spacing w:after="0" w:before="0" w:line="240" w:lineRule="auto"/>
               <w:jc w:val="both"/>
-              <w:rPr/>
+              <w:rPr>
+                <w:sz w:val="20"/>
+                <w:szCs w:val="20"/>
+              </w:rPr>
             </w:pPr>
             <w:r>
               <w:rPr>
+                <w:sz w:val="20"/>
+                <w:szCs w:val="20"/>
                 <w:rtl w:val="0"/>
               </w:rPr>
-              <w:t xml:space="preserve">CREATE TABLE Reserva ( Id SERIAL PRIMARY KEY, fecha_recogida DATE NOT NULL, fecha_devolucion DATE NOT NULL, num_telefono INTEGER(9) NOT NULL, nombre_cliente VARCHAR(255) NOT NULL, estaActivo INTEGER(1) NOT NULL);</w:t>
+              <w:t xml:space="preserve"> CREATE TABLE Reserva ( </w:t>
+            </w:r>
+          </w:p>
+          <w:p>
+            <w:pPr>
+              <w:spacing w:after="0" w:before="0" w:line="240" w:lineRule="auto"/>
+              <w:jc w:val="both"/>
+              <w:rPr>
+                <w:sz w:val="20"/>
+                <w:szCs w:val="20"/>
+              </w:rPr>
+            </w:pPr>
+            <w:r>
+              <w:rPr>
+                <w:sz w:val="20"/>
+                <w:szCs w:val="20"/>
+                <w:rtl w:val="0"/>
+              </w:rPr>
+              <w:t xml:space="preserve">        Id INTEGER PRIMARY KEY AUTOINCREMENT, </w:t>
+            </w:r>
+          </w:p>
+          <w:p>
+            <w:pPr>
+              <w:spacing w:after="0" w:before="0" w:line="240" w:lineRule="auto"/>
+              <w:jc w:val="both"/>
+              <w:rPr>
+                <w:sz w:val="20"/>
+                <w:szCs w:val="20"/>
+              </w:rPr>
+            </w:pPr>
+            <w:r>
+              <w:rPr>
+                <w:sz w:val="20"/>
+                <w:szCs w:val="20"/>
+                <w:rtl w:val="0"/>
+              </w:rPr>
+              <w:t xml:space="preserve">        fecha_recogida TEXT NOT NULL, </w:t>
+            </w:r>
+          </w:p>
+          <w:p>
+            <w:pPr>
+              <w:spacing w:after="0" w:before="0" w:line="240" w:lineRule="auto"/>
+              <w:jc w:val="both"/>
+              <w:rPr>
+                <w:sz w:val="20"/>
+                <w:szCs w:val="20"/>
+              </w:rPr>
+            </w:pPr>
+            <w:r>
+              <w:rPr>
+                <w:sz w:val="20"/>
+                <w:szCs w:val="20"/>
+                <w:rtl w:val="0"/>
+              </w:rPr>
+              <w:t xml:space="preserve">        fecha_devolucion TEXT NOT NULL, </w:t>
+            </w:r>
+          </w:p>
+          <w:p>
+            <w:pPr>
+              <w:spacing w:after="0" w:before="0" w:line="240" w:lineRule="auto"/>
+              <w:jc w:val="both"/>
+              <w:rPr>
+                <w:sz w:val="20"/>
+                <w:szCs w:val="20"/>
+              </w:rPr>
+            </w:pPr>
+            <w:r>
+              <w:rPr>
+                <w:sz w:val="20"/>
+                <w:szCs w:val="20"/>
+                <w:rtl w:val="0"/>
+              </w:rPr>
+              <w:t xml:space="preserve">        num_telefono INTEGER NOT NULL, </w:t>
+            </w:r>
+          </w:p>
+          <w:p>
+            <w:pPr>
+              <w:spacing w:after="0" w:before="0" w:line="240" w:lineRule="auto"/>
+              <w:jc w:val="both"/>
+              <w:rPr>
+                <w:sz w:val="20"/>
+                <w:szCs w:val="20"/>
+              </w:rPr>
+            </w:pPr>
+            <w:r>
+              <w:rPr>
+                <w:sz w:val="20"/>
+                <w:szCs w:val="20"/>
+                <w:rtl w:val="0"/>
+              </w:rPr>
+              <w:t xml:space="preserve">        nombre_cliente TEXT NOT NULL, </w:t>
+            </w:r>
+          </w:p>
+          <w:p>
+            <w:pPr>
+              <w:spacing w:after="0" w:before="0" w:line="240" w:lineRule="auto"/>
+              <w:jc w:val="both"/>
+              <w:rPr>
+                <w:sz w:val="20"/>
+                <w:szCs w:val="20"/>
+              </w:rPr>
+            </w:pPr>
+            <w:r>
+              <w:rPr>
+                <w:sz w:val="20"/>
+                <w:szCs w:val="20"/>
+                <w:rtl w:val="0"/>
+              </w:rPr>
+              <w:t xml:space="preserve">        estaActivo INTEGER NOT NULL DEFAULT 1</w:t>
+            </w:r>
+          </w:p>
+          <w:p>
+            <w:pPr>
+              <w:spacing w:after="0" w:before="0" w:line="240" w:lineRule="auto"/>
+              <w:jc w:val="both"/>
+              <w:rPr>
+                <w:sz w:val="20"/>
+                <w:szCs w:val="20"/>
+              </w:rPr>
+            </w:pPr>
+            <w:r>
+              <w:rPr>
+                <w:sz w:val="20"/>
+                <w:szCs w:val="20"/>
+                <w:rtl w:val="0"/>
+              </w:rPr>
+              <w:t xml:space="preserve">    );</w:t>
             </w:r>
           </w:p>
         </w:tc>
@@ -7607,7 +8043,10 @@
     <w:p>
       <w:pPr>
         <w:jc w:val="both"/>
-        <w:rPr/>
+        <w:rPr>
+          <w:sz w:val="20"/>
+          <w:szCs w:val="20"/>
+        </w:rPr>
       </w:pPr>
       <w:r>
         <w:rPr>
@@ -7642,6 +8081,7 @@
       <w:tr>
         <w:trPr>
           <w:cantSplit w:val="0"/>
+          <w:trHeight w:val="3555" w:hRule="atLeast"/>
           <w:tblHeader w:val="0"/>
         </w:trPr>
         <w:tc>
@@ -7657,145 +8097,200 @@
           </w:tcPr>
           <w:p>
             <w:pPr>
-              <w:spacing w:after="240" w:before="240" w:lineRule="auto"/>
+              <w:spacing w:after="0" w:before="0" w:line="276" w:lineRule="auto"/>
               <w:jc w:val="both"/>
-              <w:rPr/>
+              <w:rPr>
+                <w:sz w:val="20"/>
+                <w:szCs w:val="20"/>
+              </w:rPr>
             </w:pPr>
             <w:r>
               <w:rPr>
+                <w:sz w:val="20"/>
+                <w:szCs w:val="20"/>
                 <w:rtl w:val="0"/>
               </w:rPr>
-              <w:t xml:space="preserve">CREATE TABLE Quad_Reserva (</w:t>
+              <w:t xml:space="preserve">   CREATE TABLE Quad_Reserva (</w:t>
             </w:r>
           </w:p>
           <w:p>
             <w:pPr>
-              <w:spacing w:after="240" w:before="240" w:lineRule="auto"/>
+              <w:spacing w:after="0" w:before="0" w:line="276" w:lineRule="auto"/>
               <w:jc w:val="both"/>
-              <w:rPr/>
+              <w:rPr>
+                <w:sz w:val="20"/>
+                <w:szCs w:val="20"/>
+              </w:rPr>
             </w:pPr>
             <w:r>
               <w:rPr>
+                <w:sz w:val="20"/>
+                <w:szCs w:val="20"/>
                 <w:rtl w:val="0"/>
               </w:rPr>
-              <w:t xml:space="preserve">QuadId INTEGER(10) NOT NULL,</w:t>
+              <w:t xml:space="preserve">        ReservaId INTEGER NOT NULL,</w:t>
             </w:r>
           </w:p>
           <w:p>
             <w:pPr>
-              <w:spacing w:after="240" w:before="240" w:lineRule="auto"/>
+              <w:spacing w:after="0" w:before="0" w:line="276" w:lineRule="auto"/>
               <w:jc w:val="both"/>
-              <w:rPr/>
+              <w:rPr>
+                <w:sz w:val="20"/>
+                <w:szCs w:val="20"/>
+              </w:rPr>
             </w:pPr>
             <w:r>
               <w:rPr>
+                <w:sz w:val="20"/>
+                <w:szCs w:val="20"/>
                 <w:rtl w:val="0"/>
               </w:rPr>
-              <w:t xml:space="preserve">ReservaId INTEGER(10) NOT NULL,</w:t>
+              <w:t xml:space="preserve">        QuadId INTEGER NOT NULL,</w:t>
             </w:r>
           </w:p>
           <w:p>
             <w:pPr>
-              <w:spacing w:after="240" w:before="240" w:lineRule="auto"/>
+              <w:spacing w:after="0" w:before="0" w:line="276" w:lineRule="auto"/>
               <w:jc w:val="both"/>
-              <w:rPr/>
+              <w:rPr>
+                <w:sz w:val="20"/>
+                <w:szCs w:val="20"/>
+              </w:rPr>
             </w:pPr>
             <w:r>
               <w:rPr>
+                <w:sz w:val="20"/>
+                <w:szCs w:val="20"/>
                 <w:rtl w:val="0"/>
               </w:rPr>
-              <w:t xml:space="preserve">num_cascos INTEGER(1) NOT NULL,  </w:t>
+              <w:t xml:space="preserve">        num_cascos INTEGER NOT NULL,  </w:t>
             </w:r>
           </w:p>
           <w:p>
             <w:pPr>
-              <w:spacing w:after="240" w:before="240" w:lineRule="auto"/>
+              <w:spacing w:after="0" w:before="0" w:line="276" w:lineRule="auto"/>
               <w:jc w:val="both"/>
-              <w:rPr/>
+              <w:rPr>
+                <w:sz w:val="20"/>
+                <w:szCs w:val="20"/>
+              </w:rPr>
             </w:pPr>
             <w:r>
               <w:rPr>
+                <w:sz w:val="20"/>
+                <w:szCs w:val="20"/>
                 <w:rtl w:val="0"/>
               </w:rPr>
-              <w:t xml:space="preserve">precio_diario_acordado NUMERIC(10) NOT NULL,</w:t>
+              <w:t xml:space="preserve">        precio_diario_acordado REAL NOT NULL,</w:t>
             </w:r>
           </w:p>
           <w:p>
             <w:pPr>
-              <w:spacing w:after="240" w:before="240" w:lineRule="auto"/>
+              <w:spacing w:after="0" w:before="0" w:line="276" w:lineRule="auto"/>
               <w:jc w:val="both"/>
-              <w:rPr/>
+              <w:rPr>
+                <w:sz w:val="20"/>
+                <w:szCs w:val="20"/>
+              </w:rPr>
             </w:pPr>
             <w:r>
               <w:rPr>
+                <w:sz w:val="20"/>
+                <w:szCs w:val="20"/>
                 <w:rtl w:val="0"/>
               </w:rPr>
-              <w:t xml:space="preserve">-- Definición de la Clave Primaria Compuesta </w:t>
+              <w:t xml:space="preserve">        PRIMARY KEY (ReservaId, QuadId),</w:t>
             </w:r>
           </w:p>
           <w:p>
             <w:pPr>
-              <w:spacing w:after="240" w:before="240" w:lineRule="auto"/>
+              <w:spacing w:after="0" w:before="0" w:line="276" w:lineRule="auto"/>
               <w:jc w:val="both"/>
-              <w:rPr/>
+              <w:rPr>
+                <w:sz w:val="20"/>
+                <w:szCs w:val="20"/>
+              </w:rPr>
             </w:pPr>
             <w:r>
               <w:rPr>
+                <w:sz w:val="20"/>
+                <w:szCs w:val="20"/>
                 <w:rtl w:val="0"/>
               </w:rPr>
-              <w:t xml:space="preserve">PRIMARY KEY (QuadId, Reservaid),</w:t>
+              <w:t xml:space="preserve">        FOREIGN KEY (ReservaId) REFERENCES Reserva(Id) ON UPDATE CASCADE ON     </w:t>
             </w:r>
           </w:p>
           <w:p>
             <w:pPr>
-              <w:spacing w:after="240" w:before="240" w:lineRule="auto"/>
+              <w:spacing w:after="0" w:before="0" w:line="276" w:lineRule="auto"/>
               <w:jc w:val="both"/>
-              <w:rPr/>
+              <w:rPr>
+                <w:sz w:val="20"/>
+                <w:szCs w:val="20"/>
+              </w:rPr>
             </w:pPr>
             <w:r>
               <w:rPr>
+                <w:sz w:val="20"/>
+                <w:szCs w:val="20"/>
                 <w:rtl w:val="0"/>
               </w:rPr>
-              <w:t xml:space="preserve"> -- Definición de las Claves Extrangeras</w:t>
+              <w:t xml:space="preserve">          DELETE CASCADE,</w:t>
             </w:r>
           </w:p>
           <w:p>
             <w:pPr>
-              <w:spacing w:after="240" w:before="240" w:lineRule="auto"/>
+              <w:spacing w:after="0" w:before="0" w:line="276" w:lineRule="auto"/>
               <w:jc w:val="both"/>
-              <w:rPr/>
+              <w:rPr>
+                <w:sz w:val="20"/>
+                <w:szCs w:val="20"/>
+              </w:rPr>
             </w:pPr>
             <w:r>
               <w:rPr>
+                <w:sz w:val="20"/>
+                <w:szCs w:val="20"/>
                 <w:rtl w:val="0"/>
               </w:rPr>
-              <w:t xml:space="preserve">FOREIGN KEY (QuadId) REFERENCES Quad(id) ON UPDATE CASCADE ON DELETE CASCADE,</w:t>
+              <w:t xml:space="preserve">        FOREIGN KEY (QuadId) REFERENCES Quad(Id) ON UPDATE CASCADE ON DELETE </w:t>
             </w:r>
           </w:p>
           <w:p>
             <w:pPr>
-              <w:spacing w:after="240" w:before="240" w:lineRule="auto"/>
+              <w:spacing w:after="0" w:before="0" w:line="276" w:lineRule="auto"/>
               <w:jc w:val="both"/>
-              <w:rPr/>
+              <w:rPr>
+                <w:sz w:val="20"/>
+                <w:szCs w:val="20"/>
+              </w:rPr>
             </w:pPr>
             <w:r>
               <w:rPr>
+                <w:sz w:val="20"/>
+                <w:szCs w:val="20"/>
                 <w:rtl w:val="0"/>
               </w:rPr>
-              <w:t xml:space="preserve">FOREIGN KEY (ReservaId) REFERENCES Reserva(Id) ON UPDATE CASCADE ON DELETE CASCADE</w:t>
+              <w:t xml:space="preserve">          CASCADE</w:t>
             </w:r>
           </w:p>
           <w:p>
             <w:pPr>
-              <w:spacing w:after="240" w:before="240" w:lineRule="auto"/>
+              <w:spacing w:after="0" w:before="0" w:line="276" w:lineRule="auto"/>
               <w:jc w:val="both"/>
-              <w:rPr/>
+              <w:rPr>
+                <w:sz w:val="20"/>
+                <w:szCs w:val="20"/>
+              </w:rPr>
             </w:pPr>
             <w:r>
               <w:rPr>
+                <w:sz w:val="20"/>
+                <w:szCs w:val="20"/>
                 <w:rtl w:val="0"/>
               </w:rPr>
-              <w:t xml:space="preserve">);     </w:t>
+              <w:t xml:space="preserve">    ); </w:t>
             </w:r>
           </w:p>
         </w:tc>
@@ -7864,85 +8359,14 @@
         <w:t xml:space="preserve">Añadido de una función de "Limpieza de Memoria" para gestionar el almacenamiento tras realizar tests de estrés.</w:t>
       </w:r>
     </w:p>
-    <w:p>
-      <w:pPr>
-        <w:jc w:val="both"/>
-        <w:rPr/>
-      </w:pPr>
-      <w:r>
-        <w:rPr>
-          <w:rtl w:val="0"/>
-        </w:rPr>
-      </w:r>
-    </w:p>
     <w:sectPr>
-      <w:footerReference r:id="rId56" w:type="default"/>
+      <w:footerReference r:id="rId54" w:type="default"/>
       <w:pgSz w:h="16834" w:w="11909" w:orient="portrait"/>
       <w:pgMar w:bottom="1440" w:top="1440" w:left="1440" w:right="1440" w:header="720" w:footer="720"/>
       <w:pgNumType w:start="1"/>
     </w:sectPr>
   </w:body>
 </w:document>
-</file>
-
-<file path=word/comments.xml><?xml version="1.0" encoding="utf-8"?>
-<w:comments xmlns:mc="http://schemas.openxmlformats.org/markup-compatibility/2006" xmlns:o="urn:schemas-microsoft-com:office:office" xmlns:r="http://schemas.openxmlformats.org/officeDocument/2006/relationships" xmlns:m="http://schemas.openxmlformats.org/officeDocument/2006/math" xmlns:v="urn:schemas-microsoft-com:vml" xmlns:wp="http://schemas.openxmlformats.org/drawingml/2006/wordprocessingDrawing" xmlns:w10="urn:schemas-microsoft-com:office:word" xmlns:w="http://schemas.openxmlformats.org/wordprocessingml/2006/main" xmlns:wne="http://schemas.microsoft.com/office/word/2006/wordml" xmlns:sl="http://schemas.openxmlformats.org/schemaLibrary/2006/main" xmlns:a="http://schemas.openxmlformats.org/drawingml/2006/main" xmlns:pic="http://schemas.openxmlformats.org/drawingml/2006/picture" xmlns:c="http://schemas.openxmlformats.org/drawingml/2006/chart" xmlns:lc="http://schemas.openxmlformats.org/drawingml/2006/lockedCanvas" xmlns:dgm="http://schemas.openxmlformats.org/drawingml/2006/diagram" xmlns:wps="http://schemas.microsoft.com/office/word/2010/wordprocessingShape" xmlns:wpg="http://schemas.microsoft.com/office/word/2010/wordprocessingGroup" xmlns:w14="http://schemas.microsoft.com/office/word/2010/wordml" xmlns:w15="http://schemas.microsoft.com/office/word/2012/wordml" xmlns:w16="http://schemas.microsoft.com/office/word/2018/wordml" xmlns:w16cex="http://schemas.microsoft.com/office/word/2018/wordml/cex" xmlns:w16cid="http://schemas.microsoft.com/office/word/2016/wordml/cid" xmlns="http://schemas.microsoft.com/office/tasks/2019/documenttasks" xmlns:cr="http://schemas.microsoft.com/office/comments/2020/reactions">
-  <w:comment w:author="Imad Habib Jali" w:id="0" w:date="2026-02-27T22:51:11Z">
-    <w:p>
-      <w:pPr>
-        <w:keepNext w:val="0"/>
-        <w:keepLines w:val="0"/>
-        <w:pageBreakBefore w:val="0"/>
-        <w:widowControl w:val="0"/>
-        <w:pBdr>
-          <w:top w:space="0" w:sz="0" w:val="nil"/>
-          <w:left w:space="0" w:sz="0" w:val="nil"/>
-          <w:bottom w:space="0" w:sz="0" w:val="nil"/>
-          <w:right w:space="0" w:sz="0" w:val="nil"/>
-          <w:between w:space="0" w:sz="0" w:val="nil"/>
-        </w:pBdr>
-        <w:shd w:fill="auto" w:val="clear"/>
-        <w:spacing w:after="0" w:before="0" w:line="240" w:lineRule="auto"/>
-        <w:ind w:left="0" w:right="0" w:firstLine="0"/>
-        <w:jc w:val="left"/>
-        <w:rPr>
-          <w:rFonts w:ascii="Arial" w:cs="Arial" w:eastAsia="Arial" w:hAnsi="Arial"/>
-          <w:b w:val="0"/>
-          <w:bCs w:val="0"/>
-          <w:i w:val="0"/>
-          <w:iCs w:val="0"/>
-          <w:smallCaps w:val="0"/>
-          <w:strike w:val="0"/>
-          <w:color w:val="000000"/>
-          <w:sz w:val="22"/>
-          <w:szCs w:val="22"/>
-          <w:u w:val="none"/>
-          <w:shd w:fill="auto" w:val="clear"/>
-          <w:vertAlign w:val="baseline"/>
-        </w:rPr>
-      </w:pPr>
-      <w:r>
-        <w:rPr>
-          <w:rFonts w:ascii="Arial" w:cs="Arial" w:eastAsia="Arial" w:hAnsi="Arial"/>
-          <w:b w:val="0"/>
-          <w:bCs w:val="0"/>
-          <w:i w:val="0"/>
-          <w:iCs w:val="0"/>
-          <w:smallCaps w:val="0"/>
-          <w:strike w:val="0"/>
-          <w:color w:val="000000"/>
-          <w:sz w:val="22"/>
-          <w:szCs w:val="22"/>
-          <w:u w:val="none"/>
-          <w:shd w:fill="auto" w:val="clear"/>
-          <w:vertAlign w:val="baseline"/>
-          <w:rtl w:val="0"/>
-        </w:rPr>
-        <w:t xml:space="preserve">Revisar dependencias de app</w:t>
-      </w:r>
-    </w:p>
-  </w:comment>
-</w:comments>
 </file>
 
 <file path=word/footer1.xml><?xml version="1.0" encoding="utf-8"?>
